--- a/analysis/issue-tree.docx
+++ b/analysis/issue-tree.docx
@@ -36,7 +36,47 @@
           <w:color w:val="263238"/>
           <w:sz w:val="22"/>
         </w:rPr>
-        <w:t>Decision question</w:t>
+        <w:t>Questions</w:t>
+      </w:r>
+    </w:p>
+    <w:p>
+      <w:r>
+        <w:rPr>
+          <w:rFonts w:ascii="Calibri" w:hAnsi="Calibri"/>
+          <w:b/>
+          <w:color w:val="263238"/>
+          <w:sz w:val="22"/>
+        </w:rPr>
+        <w:t>Diagnostic question.</w:t>
+      </w:r>
+      <w:r>
+        <w:rPr>
+          <w:rFonts w:ascii="Calibri" w:hAnsi="Calibri"/>
+          <w:b w:val="0"/>
+          <w:color w:val="263238"/>
+          <w:sz w:val="22"/>
+        </w:rPr>
+        <w:t xml:space="preserve"> Why do late healthcare-professional cancellations and NCNS occur in the Metro A shift lifecycle?</w:t>
+      </w:r>
+    </w:p>
+    <w:p>
+      <w:r>
+        <w:rPr>
+          <w:rFonts w:ascii="Calibri" w:hAnsi="Calibri"/>
+          <w:b/>
+          <w:color w:val="263238"/>
+          <w:sz w:val="22"/>
+        </w:rPr>
+        <w:t>Decision question.</w:t>
+      </w:r>
+      <w:r>
+        <w:rPr>
+          <w:rFonts w:ascii="Calibri" w:hAnsi="Calibri"/>
+          <w:b w:val="0"/>
+          <w:color w:val="263238"/>
+          <w:sz w:val="22"/>
+        </w:rPr>
+        <w:t xml:space="preserve"> How can MarketplaceCo reduce late healthcare-professional cancellations without worsening fill, time to fill, NCNS, or access?</w:t>
       </w:r>
     </w:p>
     <w:p>
@@ -47,7 +87,7 @@
           <w:color w:val="263238"/>
           <w:sz w:val="22"/>
         </w:rPr>
-        <w:t>How can MarketplaceCo reduce late healthcare-professional cancellations for open shifts in Metro A without worsening fill, time to fill, NCNS, or access?</w:t>
+        <w:t>I used the diagnostic question to organize possible causes. I used the decision question after the evidence narrowed the field. The tree below preserves both the selected route and the branches that were tested, parked, or could not be tested with the supplied records.</w:t>
       </w:r>
     </w:p>
     <w:p>
@@ -147,7 +187,7 @@
           <w:color w:val="263238"/>
           <w:sz w:val="22"/>
         </w:rPr>
-        <w:t xml:space="preserve"> no-call/no-show. It is a separate logged outcome, even when a</w:t>
+        <w:t xml:space="preserve"> no-call/no-show. It is a separate logged outcome, even when a Shift</w:t>
       </w:r>
     </w:p>
     <w:p>
@@ -158,7 +198,7 @@
           <w:color w:val="263238"/>
           <w:sz w:val="22"/>
         </w:rPr>
-        <w:t xml:space="preserve">  Shift ID also has a late-cancellation flag.</w:t>
+        <w:t xml:space="preserve">  ID also has a late-cancellation flag.</w:t>
       </w:r>
     </w:p>
     <w:p>
@@ -200,6 +240,7 @@
     <w:p>
       <w:pPr>
         <w:pStyle w:val="Heading1"/>
+        <w:pageBreakBefore/>
       </w:pPr>
       <w:r>
         <w:rPr>
@@ -208,130 +249,176 @@
           <w:color w:val="263238"/>
           <w:sz w:val="22"/>
         </w:rPr>
-        <w:t>Analytical route</w:t>
+        <w:t>Status guide</w:t>
       </w:r>
     </w:p>
     <w:p>
       <w:pPr>
-        <w:spacing w:after="160"/>
-        <w:ind w:left="259"/>
+        <w:pStyle w:val="ListBullet"/>
+        <w:spacing w:after="80" w:line="300" w:lineRule="auto"/>
+        <w:ind w:left="720" w:hanging="360"/>
       </w:pPr>
       <w:r>
         <w:rPr>
-          <w:rFonts w:ascii="Consolas" w:hAnsi="Consolas"/>
+          <w:rFonts w:ascii="Calibri" w:hAnsi="Calibri"/>
+          <w:b/>
           <w:color w:val="263238"/>
-          <w:sz w:val="17"/>
+          <w:sz w:val="22"/>
         </w:rPr>
-        <w:t>Reliability outcome</w:t>
-        <w:br/>
+        <w:t>Selected:</w:t>
       </w:r>
       <w:r>
         <w:rPr>
-          <w:rFonts w:ascii="Consolas" w:hAnsi="Consolas"/>
+          <w:rFonts w:ascii="Calibri" w:hAnsi="Calibri"/>
+          <w:b w:val="0"/>
           <w:color w:val="263238"/>
-          <w:sz w:val="17"/>
+          <w:sz w:val="22"/>
         </w:rPr>
-        <w:t>├─ Define the historical outcome and its scale</w:t>
-        <w:br/>
+        <w:t xml:space="preserve"> the evidence supported carrying the branch into the pilot proposal.</w:t>
+      </w:r>
+    </w:p>
+    <w:p>
+      <w:pPr>
+        <w:pStyle w:val="ListBullet"/>
+        <w:spacing w:after="80" w:line="300" w:lineRule="auto"/>
+        <w:ind w:left="720" w:hanging="360"/>
+      </w:pPr>
+      <w:r>
+        <w:rPr>
+          <w:rFonts w:ascii="Calibri" w:hAnsi="Calibri"/>
+          <w:b/>
+          <w:color w:val="263238"/>
+          <w:sz w:val="22"/>
+        </w:rPr>
+        <w:t>Supporting context:</w:t>
       </w:r>
       <w:r>
         <w:rPr>
-          <w:rFonts w:ascii="Consolas" w:hAnsi="Consolas"/>
+          <w:rFonts w:ascii="Calibri" w:hAnsi="Calibri"/>
+          <w:b w:val="0"/>
           <w:color w:val="263238"/>
-          <w:sz w:val="17"/>
+          <w:sz w:val="22"/>
         </w:rPr>
-        <w:t>│  ├─ Late cancellation</w:t>
-        <w:br/>
+        <w:t xml:space="preserve"> the analysis found a pattern, but it did not provide</w:t>
+      </w:r>
+    </w:p>
+    <w:p>
+      <w:r>
+        <w:rPr>
+          <w:rFonts w:ascii="Calibri" w:hAnsi="Calibri"/>
+          <w:b w:val="0"/>
+          <w:color w:val="263238"/>
+          <w:sz w:val="22"/>
+        </w:rPr>
+        <w:t xml:space="preserve">  the main intervention route.</w:t>
+      </w:r>
+    </w:p>
+    <w:p>
+      <w:pPr>
+        <w:pStyle w:val="ListBullet"/>
+        <w:spacing w:after="80" w:line="300" w:lineRule="auto"/>
+        <w:ind w:left="720" w:hanging="360"/>
+      </w:pPr>
+      <w:r>
+        <w:rPr>
+          <w:rFonts w:ascii="Calibri" w:hAnsi="Calibri"/>
+          <w:b/>
+          <w:color w:val="263238"/>
+          <w:sz w:val="22"/>
+        </w:rPr>
+        <w:t>Deprioritized:</w:t>
       </w:r>
       <w:r>
         <w:rPr>
-          <w:rFonts w:ascii="Consolas" w:hAnsi="Consolas"/>
+          <w:rFonts w:ascii="Calibri" w:hAnsi="Calibri"/>
+          <w:b w:val="0"/>
           <w:color w:val="263238"/>
-          <w:sz w:val="17"/>
+          <w:sz w:val="22"/>
         </w:rPr>
-        <w:t>│  └─ NCNS guardrail</w:t>
-        <w:br/>
+        <w:t xml:space="preserve"> I tested the branch and chose not to carry it into the</w:t>
+      </w:r>
+    </w:p>
+    <w:p>
+      <w:r>
+        <w:rPr>
+          <w:rFonts w:ascii="Calibri" w:hAnsi="Calibri"/>
+          <w:b w:val="0"/>
+          <w:color w:val="263238"/>
+          <w:sz w:val="22"/>
+        </w:rPr>
+        <w:t xml:space="preserve">  proposal. This does not mean the underlying cause is false.</w:t>
+      </w:r>
+    </w:p>
+    <w:p>
+      <w:pPr>
+        <w:pStyle w:val="ListBullet"/>
+        <w:spacing w:after="80" w:line="300" w:lineRule="auto"/>
+        <w:ind w:left="720" w:hanging="360"/>
+      </w:pPr>
+      <w:r>
+        <w:rPr>
+          <w:rFonts w:ascii="Calibri" w:hAnsi="Calibri"/>
+          <w:b/>
+          <w:color w:val="263238"/>
+          <w:sz w:val="22"/>
+        </w:rPr>
+        <w:t>Partially testable:</w:t>
       </w:r>
       <w:r>
         <w:rPr>
-          <w:rFonts w:ascii="Consolas" w:hAnsi="Consolas"/>
+          <w:rFonts w:ascii="Calibri" w:hAnsi="Calibri"/>
+          <w:b w:val="0"/>
           <w:color w:val="263238"/>
-          <w:sz w:val="17"/>
+          <w:sz w:val="22"/>
         </w:rPr>
-        <w:t>├─ Locate a bounded booking opportunity</w:t>
-        <w:br/>
+        <w:t xml:space="preserve"> the records contain a proxy or event sequence, but</w:t>
+      </w:r>
+    </w:p>
+    <w:p>
+      <w:r>
+        <w:rPr>
+          <w:rFonts w:ascii="Calibri" w:hAnsi="Calibri"/>
+          <w:b w:val="0"/>
+          <w:color w:val="263238"/>
+          <w:sz w:val="22"/>
+        </w:rPr>
+        <w:t xml:space="preserve">  not enough information to establish the full cause.</w:t>
+      </w:r>
+    </w:p>
+    <w:p>
+      <w:pPr>
+        <w:pStyle w:val="ListBullet"/>
+        <w:spacing w:after="80" w:line="300" w:lineRule="auto"/>
+        <w:ind w:left="720" w:hanging="360"/>
+      </w:pPr>
+      <w:r>
+        <w:rPr>
+          <w:rFonts w:ascii="Calibri" w:hAnsi="Calibri"/>
+          <w:b/>
+          <w:color w:val="263238"/>
+          <w:sz w:val="22"/>
+        </w:rPr>
+        <w:t>Not testable:</w:t>
       </w:r>
       <w:r>
         <w:rPr>
-          <w:rFonts w:ascii="Consolas" w:hAnsi="Consolas"/>
+          <w:rFonts w:ascii="Calibri" w:hAnsi="Calibri"/>
+          <w:b w:val="0"/>
           <w:color w:val="263238"/>
-          <w:sz w:val="17"/>
+          <w:sz w:val="22"/>
         </w:rPr>
-        <w:t>│  ├─ First-recorded booking timing</w:t>
-        <w:br/>
+        <w:t xml:space="preserve"> the supplied fields do not record the information needed</w:t>
       </w:r>
+    </w:p>
+    <w:p>
       <w:r>
         <w:rPr>
-          <w:rFonts w:ascii="Consolas" w:hAnsi="Consolas"/>
+          <w:rFonts w:ascii="Calibri" w:hAnsi="Calibri"/>
+          <w:b w:val="0"/>
           <w:color w:val="263238"/>
-          <w:sz w:val="17"/>
+          <w:sz w:val="22"/>
         </w:rPr>
-        <w:t>│  └─ One-booking timing check</w:t>
-        <w:br/>
-      </w:r>
-      <w:r>
-        <w:rPr>
-          <w:rFonts w:ascii="Consolas" w:hAnsi="Consolas"/>
-          <w:color w:val="263238"/>
-          <w:sz w:val="17"/>
-        </w:rPr>
-        <w:t>├─ Test information available at booking</w:t>
-        <w:br/>
-      </w:r>
-      <w:r>
-        <w:rPr>
-          <w:rFonts w:ascii="Consolas" w:hAnsi="Consolas"/>
-          <w:color w:val="263238"/>
-          <w:sz w:val="17"/>
-        </w:rPr>
-        <w:t>│  └─ Time-aware healthcare-professional history screen</w:t>
-        <w:br/>
-      </w:r>
-      <w:r>
-        <w:rPr>
-          <w:rFonts w:ascii="Consolas" w:hAnsi="Consolas"/>
-          <w:color w:val="263238"/>
-          <w:sz w:val="17"/>
-        </w:rPr>
-        <w:t>└─ Convert the descriptive evidence into a controlled test</w:t>
-        <w:br/>
-      </w:r>
-      <w:r>
-        <w:rPr>
-          <w:rFonts w:ascii="Consolas" w:hAnsi="Consolas"/>
-          <w:color w:val="263238"/>
-          <w:sz w:val="17"/>
-        </w:rPr>
-        <w:t xml:space="preserve">   ├─ Preferred access for qualifying professionals</w:t>
-        <w:br/>
-      </w:r>
-      <w:r>
-        <w:rPr>
-          <w:rFonts w:ascii="Consolas" w:hAnsi="Consolas"/>
-          <w:color w:val="263238"/>
-          <w:sz w:val="17"/>
-        </w:rPr>
-        <w:t xml:space="preserve">   ├─ Timed return to the qualified pool</w:t>
-        <w:br/>
-      </w:r>
-      <w:r>
-        <w:rPr>
-          <w:rFonts w:ascii="Consolas" w:hAnsi="Consolas"/>
-          <w:color w:val="263238"/>
-          <w:sz w:val="17"/>
-        </w:rPr>
-        <w:t xml:space="preserve">   └─ Randomized measurement with guardrails</w:t>
-        <w:br/>
+        <w:t xml:space="preserve">  to evaluate the cause.</w:t>
       </w:r>
     </w:p>
     <w:p>
@@ -345,7 +432,7 @@
           <w:color w:val="263238"/>
           <w:sz w:val="22"/>
         </w:rPr>
-        <w:t>Hypotheses and evidence</w:t>
+        <w:t>Working hypothesis tree</w:t>
       </w:r>
     </w:p>
     <w:p>
@@ -359,10 +446,24 @@
           <w:color w:val="263238"/>
           <w:sz w:val="22"/>
         </w:rPr>
-        <w:t>1. A booking-time window can identify a pilot population</w:t>
+        <w:t>1. At booking or commitment formation</w:t>
       </w:r>
     </w:p>
     <w:p>
+      <w:pPr>
+        <w:pStyle w:val="ListBullet"/>
+        <w:spacing w:after="80" w:line="300" w:lineRule="auto"/>
+        <w:ind w:left="720" w:hanging="360"/>
+      </w:pPr>
+      <w:r>
+        <w:rPr>
+          <w:rFonts w:ascii="Calibri" w:hAnsi="Calibri"/>
+          <w:b w:val="0"/>
+          <w:color w:val="263238"/>
+          <w:sz w:val="22"/>
+        </w:rPr>
+        <w:t xml:space="preserve">Booking lead time is associated with later reliability. </w:t>
+      </w:r>
       <w:r>
         <w:rPr>
           <w:rFonts w:ascii="Calibri" w:hAnsi="Calibri"/>
@@ -370,8 +471,15 @@
           <w:color w:val="263238"/>
           <w:sz w:val="22"/>
         </w:rPr>
-        <w:t>Hypothesis.</w:t>
+        <w:t>Selected.</w:t>
       </w:r>
+    </w:p>
+    <w:p>
+      <w:pPr>
+        <w:pStyle w:val="ListBullet"/>
+        <w:spacing w:after="80" w:line="300" w:lineRule="auto"/>
+        <w:ind w:left="720" w:hanging="360"/>
+      </w:pPr>
       <w:r>
         <w:rPr>
           <w:rFonts w:ascii="Calibri" w:hAnsi="Calibri"/>
@@ -379,10 +487,8 @@
           <w:color w:val="263238"/>
           <w:sz w:val="22"/>
         </w:rPr>
-        <w:t xml:space="preserve"> Recorded booking lead time is associated with the historical late-cancellation rate; a bounded window may be suitable for a controlled test.</w:t>
+        <w:t xml:space="preserve">Repeated booking activity marks a less reliable shift pathway. </w:t>
       </w:r>
-    </w:p>
-    <w:p>
       <w:r>
         <w:rPr>
           <w:rFonts w:ascii="Calibri" w:hAnsi="Calibri"/>
@@ -390,8 +496,15 @@
           <w:color w:val="263238"/>
           <w:sz w:val="22"/>
         </w:rPr>
-        <w:t>Evidence.</w:t>
+        <w:t>Supporting context.</w:t>
       </w:r>
+    </w:p>
+    <w:p>
+      <w:pPr>
+        <w:pStyle w:val="ListBullet"/>
+        <w:spacing w:after="80" w:line="300" w:lineRule="auto"/>
+        <w:ind w:left="720" w:hanging="360"/>
+      </w:pPr>
       <w:r>
         <w:rPr>
           <w:rFonts w:ascii="Calibri" w:hAnsi="Calibri"/>
@@ -399,7 +512,533 @@
           <w:color w:val="263238"/>
           <w:sz w:val="22"/>
         </w:rPr>
-        <w:t xml:space="preserve"> The 24-to-less-than-72-hour band had the highest observed rate in both retained timing checks:</w:t>
+        <w:t xml:space="preserve">Shift type or professional type is a poor fit. </w:t>
+      </w:r>
+      <w:r>
+        <w:rPr>
+          <w:rFonts w:ascii="Calibri" w:hAnsi="Calibri"/>
+          <w:b/>
+          <w:color w:val="263238"/>
+          <w:sz w:val="22"/>
+        </w:rPr>
+        <w:t>Deprioritized.</w:t>
+      </w:r>
+    </w:p>
+    <w:p>
+      <w:pPr>
+        <w:pStyle w:val="ListBullet"/>
+        <w:spacing w:after="80" w:line="300" w:lineRule="auto"/>
+        <w:ind w:left="720" w:hanging="360"/>
+      </w:pPr>
+      <w:r>
+        <w:rPr>
+          <w:rFonts w:ascii="Calibri" w:hAnsi="Calibri"/>
+          <w:b w:val="0"/>
+          <w:color w:val="263238"/>
+          <w:sz w:val="22"/>
+        </w:rPr>
+        <w:t xml:space="preserve">The booked schedule leaves too little recovery time. </w:t>
+      </w:r>
+      <w:r>
+        <w:rPr>
+          <w:rFonts w:ascii="Calibri" w:hAnsi="Calibri"/>
+          <w:b/>
+          <w:color w:val="263238"/>
+          <w:sz w:val="22"/>
+        </w:rPr>
+        <w:t>Partially testable.</w:t>
+      </w:r>
+    </w:p>
+    <w:p>
+      <w:pPr>
+        <w:pStyle w:val="ListBullet"/>
+        <w:spacing w:after="80" w:line="300" w:lineRule="auto"/>
+        <w:ind w:left="720" w:hanging="360"/>
+      </w:pPr>
+      <w:r>
+        <w:rPr>
+          <w:rFonts w:ascii="Calibri" w:hAnsi="Calibri"/>
+          <w:b w:val="0"/>
+          <w:color w:val="263238"/>
+          <w:sz w:val="22"/>
+        </w:rPr>
+        <w:t xml:space="preserve">Accidental booking or a confusing booking flow. </w:t>
+      </w:r>
+      <w:r>
+        <w:rPr>
+          <w:rFonts w:ascii="Calibri" w:hAnsi="Calibri"/>
+          <w:b/>
+          <w:color w:val="263238"/>
+          <w:sz w:val="22"/>
+        </w:rPr>
+        <w:t>Not testable.</w:t>
+      </w:r>
+    </w:p>
+    <w:p>
+      <w:pPr>
+        <w:pStyle w:val="ListBullet"/>
+        <w:spacing w:after="80" w:line="300" w:lineRule="auto"/>
+        <w:ind w:left="720" w:hanging="360"/>
+      </w:pPr>
+      <w:r>
+        <w:rPr>
+          <w:rFonts w:ascii="Calibri" w:hAnsi="Calibri"/>
+          <w:b w:val="0"/>
+          <w:color w:val="263238"/>
+          <w:sz w:val="22"/>
+        </w:rPr>
+        <w:t xml:space="preserve">Weak matching, unclear payout, or weak facility information. </w:t>
+      </w:r>
+      <w:r>
+        <w:rPr>
+          <w:rFonts w:ascii="Calibri" w:hAnsi="Calibri"/>
+          <w:b/>
+          <w:color w:val="263238"/>
+          <w:sz w:val="22"/>
+        </w:rPr>
+        <w:t>Not testable.</w:t>
+      </w:r>
+    </w:p>
+    <w:p>
+      <w:pPr>
+        <w:pStyle w:val="ListBullet"/>
+        <w:spacing w:after="80" w:line="300" w:lineRule="auto"/>
+        <w:ind w:left="720" w:hanging="360"/>
+      </w:pPr>
+      <w:r>
+        <w:rPr>
+          <w:rFonts w:ascii="Calibri" w:hAnsi="Calibri"/>
+          <w:b w:val="0"/>
+          <w:color w:val="263238"/>
+          <w:sz w:val="22"/>
+        </w:rPr>
+        <w:t xml:space="preserve">Weak penalties or no reliability tier at commitment. </w:t>
+      </w:r>
+      <w:r>
+        <w:rPr>
+          <w:rFonts w:ascii="Calibri" w:hAnsi="Calibri"/>
+          <w:b/>
+          <w:color w:val="263238"/>
+          <w:sz w:val="22"/>
+        </w:rPr>
+        <w:t>Not testable.</w:t>
+      </w:r>
+    </w:p>
+    <w:p>
+      <w:pPr>
+        <w:pStyle w:val="Heading2"/>
+      </w:pPr>
+      <w:r>
+        <w:rPr>
+          <w:rFonts w:ascii="Calibri" w:hAnsi="Calibri"/>
+          <w:b w:val="0"/>
+          <w:color w:val="263238"/>
+          <w:sz w:val="22"/>
+        </w:rPr>
+        <w:t>2. After booking, more than 24 hours before start</w:t>
+      </w:r>
+    </w:p>
+    <w:p>
+      <w:pPr>
+        <w:pStyle w:val="ListBullet"/>
+        <w:spacing w:after="80" w:line="300" w:lineRule="auto"/>
+        <w:ind w:left="720" w:hanging="360"/>
+      </w:pPr>
+      <w:r>
+        <w:rPr>
+          <w:rFonts w:ascii="Calibri" w:hAnsi="Calibri"/>
+          <w:b w:val="0"/>
+          <w:color w:val="263238"/>
+          <w:sz w:val="22"/>
+        </w:rPr>
+        <w:t xml:space="preserve">An earlier cancellation is followed by another booking. </w:t>
+      </w:r>
+      <w:r>
+        <w:rPr>
+          <w:rFonts w:ascii="Calibri" w:hAnsi="Calibri"/>
+          <w:b/>
+          <w:color w:val="263238"/>
+          <w:sz w:val="22"/>
+        </w:rPr>
+        <w:t>Partially testable.</w:t>
+      </w:r>
+    </w:p>
+    <w:p>
+      <w:pPr>
+        <w:pStyle w:val="ListBullet"/>
+        <w:spacing w:after="80" w:line="300" w:lineRule="auto"/>
+        <w:ind w:left="720" w:hanging="360"/>
+      </w:pPr>
+      <w:r>
+        <w:rPr>
+          <w:rFonts w:ascii="Calibri" w:hAnsi="Calibri"/>
+          <w:b w:val="0"/>
+          <w:color w:val="263238"/>
+          <w:sz w:val="22"/>
+        </w:rPr>
+        <w:t xml:space="preserve">The professional accumulates other shifts and loses recovery time. </w:t>
+      </w:r>
+      <w:r>
+        <w:rPr>
+          <w:rFonts w:ascii="Calibri" w:hAnsi="Calibri"/>
+          <w:b/>
+          <w:color w:val="263238"/>
+          <w:sz w:val="22"/>
+        </w:rPr>
+        <w:t>Partially testable.</w:t>
+      </w:r>
+    </w:p>
+    <w:p>
+      <w:pPr>
+        <w:pStyle w:val="ListBullet"/>
+        <w:spacing w:after="80" w:line="300" w:lineRule="auto"/>
+        <w:ind w:left="720" w:hanging="360"/>
+      </w:pPr>
+      <w:r>
+        <w:rPr>
+          <w:rFonts w:ascii="Calibri" w:hAnsi="Calibri"/>
+          <w:b w:val="0"/>
+          <w:color w:val="263238"/>
+          <w:sz w:val="22"/>
+        </w:rPr>
+        <w:t xml:space="preserve">Illness, family needs, or transportation plans change. </w:t>
+      </w:r>
+      <w:r>
+        <w:rPr>
+          <w:rFonts w:ascii="Calibri" w:hAnsi="Calibri"/>
+          <w:b/>
+          <w:color w:val="263238"/>
+          <w:sz w:val="22"/>
+        </w:rPr>
+        <w:t>Not testable.</w:t>
+      </w:r>
+    </w:p>
+    <w:p>
+      <w:pPr>
+        <w:pStyle w:val="ListBullet"/>
+        <w:spacing w:after="80" w:line="300" w:lineRule="auto"/>
+        <w:ind w:left="720" w:hanging="360"/>
+      </w:pPr>
+      <w:r>
+        <w:rPr>
+          <w:rFonts w:ascii="Calibri" w:hAnsi="Calibri"/>
+          <w:b w:val="0"/>
+          <w:color w:val="263238"/>
+          <w:sz w:val="22"/>
+        </w:rPr>
+        <w:t xml:space="preserve">A more profitable shift becomes available. </w:t>
+      </w:r>
+      <w:r>
+        <w:rPr>
+          <w:rFonts w:ascii="Calibri" w:hAnsi="Calibri"/>
+          <w:b/>
+          <w:color w:val="263238"/>
+          <w:sz w:val="22"/>
+        </w:rPr>
+        <w:t>Not testable.</w:t>
+      </w:r>
+    </w:p>
+    <w:p>
+      <w:pPr>
+        <w:pStyle w:val="ListBullet"/>
+        <w:spacing w:after="80" w:line="300" w:lineRule="auto"/>
+        <w:ind w:left="720" w:hanging="360"/>
+      </w:pPr>
+      <w:r>
+        <w:rPr>
+          <w:rFonts w:ascii="Calibri" w:hAnsi="Calibri"/>
+          <w:b w:val="0"/>
+          <w:color w:val="263238"/>
+          <w:sz w:val="22"/>
+        </w:rPr>
+        <w:t xml:space="preserve">Facility requirements become known after booking. </w:t>
+      </w:r>
+      <w:r>
+        <w:rPr>
+          <w:rFonts w:ascii="Calibri" w:hAnsi="Calibri"/>
+          <w:b/>
+          <w:color w:val="263238"/>
+          <w:sz w:val="22"/>
+        </w:rPr>
+        <w:t>Not testable.</w:t>
+      </w:r>
+    </w:p>
+    <w:p>
+      <w:pPr>
+        <w:pStyle w:val="Heading2"/>
+      </w:pPr>
+      <w:r>
+        <w:rPr>
+          <w:rFonts w:ascii="Calibri" w:hAnsi="Calibri"/>
+          <w:b w:val="0"/>
+          <w:color w:val="263238"/>
+          <w:sz w:val="22"/>
+        </w:rPr>
+        <w:t>3. Within 24 hours before start</w:t>
+      </w:r>
+    </w:p>
+    <w:p>
+      <w:pPr>
+        <w:pStyle w:val="ListBullet"/>
+        <w:spacing w:after="80" w:line="300" w:lineRule="auto"/>
+        <w:ind w:left="720" w:hanging="360"/>
+      </w:pPr>
+      <w:r>
+        <w:rPr>
+          <w:rFonts w:ascii="Calibri" w:hAnsi="Calibri"/>
+          <w:b w:val="0"/>
+          <w:color w:val="263238"/>
+          <w:sz w:val="22"/>
+        </w:rPr>
+        <w:t xml:space="preserve">A late cancellation is followed by rebooking and later NCNS. </w:t>
+      </w:r>
+      <w:r>
+        <w:rPr>
+          <w:rFonts w:ascii="Calibri" w:hAnsi="Calibri"/>
+          <w:b/>
+          <w:color w:val="263238"/>
+          <w:sz w:val="22"/>
+        </w:rPr>
+        <w:t>Deprioritized.</w:t>
+      </w:r>
+    </w:p>
+    <w:p>
+      <w:pPr>
+        <w:pStyle w:val="ListBullet"/>
+        <w:spacing w:after="80" w:line="300" w:lineRule="auto"/>
+        <w:ind w:left="720" w:hanging="360"/>
+      </w:pPr>
+      <w:r>
+        <w:rPr>
+          <w:rFonts w:ascii="Calibri" w:hAnsi="Calibri"/>
+          <w:b w:val="0"/>
+          <w:color w:val="263238"/>
+          <w:sz w:val="22"/>
+        </w:rPr>
+        <w:t xml:space="preserve">Last-minute illness, family emergency, or transportation failure. </w:t>
+      </w:r>
+      <w:r>
+        <w:rPr>
+          <w:rFonts w:ascii="Calibri" w:hAnsi="Calibri"/>
+          <w:b/>
+          <w:color w:val="263238"/>
+          <w:sz w:val="22"/>
+        </w:rPr>
+        <w:t>Not testable.</w:t>
+      </w:r>
+    </w:p>
+    <w:p>
+      <w:pPr>
+        <w:pStyle w:val="ListBullet"/>
+        <w:spacing w:after="80" w:line="300" w:lineRule="auto"/>
+        <w:ind w:left="720" w:hanging="360"/>
+      </w:pPr>
+      <w:r>
+        <w:rPr>
+          <w:rFonts w:ascii="Calibri" w:hAnsi="Calibri"/>
+          <w:b w:val="0"/>
+          <w:color w:val="263238"/>
+          <w:sz w:val="22"/>
+        </w:rPr>
+        <w:t xml:space="preserve">Fatigue or inadequate recovery becomes binding. </w:t>
+      </w:r>
+      <w:r>
+        <w:rPr>
+          <w:rFonts w:ascii="Calibri" w:hAnsi="Calibri"/>
+          <w:b/>
+          <w:color w:val="263238"/>
+          <w:sz w:val="22"/>
+        </w:rPr>
+        <w:t>Partially testable.</w:t>
+      </w:r>
+    </w:p>
+    <w:p>
+      <w:pPr>
+        <w:pStyle w:val="ListBullet"/>
+        <w:spacing w:after="80" w:line="300" w:lineRule="auto"/>
+        <w:ind w:left="720" w:hanging="360"/>
+      </w:pPr>
+      <w:r>
+        <w:rPr>
+          <w:rFonts w:ascii="Calibri" w:hAnsi="Calibri"/>
+          <w:b w:val="0"/>
+          <w:color w:val="263238"/>
+          <w:sz w:val="22"/>
+        </w:rPr>
+        <w:t xml:space="preserve">A professional chooses a more profitable shift. </w:t>
+      </w:r>
+      <w:r>
+        <w:rPr>
+          <w:rFonts w:ascii="Calibri" w:hAnsi="Calibri"/>
+          <w:b/>
+          <w:color w:val="263238"/>
+          <w:sz w:val="22"/>
+        </w:rPr>
+        <w:t>Not testable.</w:t>
+      </w:r>
+    </w:p>
+    <w:p>
+      <w:pPr>
+        <w:pStyle w:val="ListBullet"/>
+        <w:spacing w:after="80" w:line="300" w:lineRule="auto"/>
+        <w:ind w:left="720" w:hanging="360"/>
+      </w:pPr>
+      <w:r>
+        <w:rPr>
+          <w:rFonts w:ascii="Calibri" w:hAnsi="Calibri"/>
+          <w:b w:val="0"/>
+          <w:color w:val="263238"/>
+          <w:sz w:val="22"/>
+        </w:rPr>
+        <w:t xml:space="preserve">Weak penalties lower the cost of cancelling late. </w:t>
+      </w:r>
+      <w:r>
+        <w:rPr>
+          <w:rFonts w:ascii="Calibri" w:hAnsi="Calibri"/>
+          <w:b/>
+          <w:color w:val="263238"/>
+          <w:sz w:val="22"/>
+        </w:rPr>
+        <w:t>Not testable.</w:t>
+      </w:r>
+    </w:p>
+    <w:p>
+      <w:pPr>
+        <w:pStyle w:val="Heading2"/>
+      </w:pPr>
+      <w:r>
+        <w:rPr>
+          <w:rFonts w:ascii="Calibri" w:hAnsi="Calibri"/>
+          <w:b w:val="0"/>
+          <w:color w:val="263238"/>
+          <w:sz w:val="22"/>
+        </w:rPr>
+        <w:t>4. At or after shift start</w:t>
+      </w:r>
+    </w:p>
+    <w:p>
+      <w:pPr>
+        <w:pStyle w:val="ListBullet"/>
+        <w:spacing w:after="80" w:line="300" w:lineRule="auto"/>
+        <w:ind w:left="720" w:hanging="360"/>
+      </w:pPr>
+      <w:r>
+        <w:rPr>
+          <w:rFonts w:ascii="Calibri" w:hAnsi="Calibri"/>
+          <w:b w:val="0"/>
+          <w:color w:val="263238"/>
+          <w:sz w:val="22"/>
+        </w:rPr>
+        <w:t xml:space="preserve">At-start or after-start booking events form a distinct pathway. </w:t>
+      </w:r>
+      <w:r>
+        <w:rPr>
+          <w:rFonts w:ascii="Calibri" w:hAnsi="Calibri"/>
+          <w:b/>
+          <w:color w:val="263238"/>
+          <w:sz w:val="22"/>
+        </w:rPr>
+        <w:t>Deprioritized.</w:t>
+      </w:r>
+    </w:p>
+    <w:p>
+      <w:pPr>
+        <w:pStyle w:val="ListBullet"/>
+        <w:spacing w:after="80" w:line="300" w:lineRule="auto"/>
+        <w:ind w:left="720" w:hanging="360"/>
+      </w:pPr>
+      <w:r>
+        <w:rPr>
+          <w:rFonts w:ascii="Calibri" w:hAnsi="Calibri"/>
+          <w:b w:val="0"/>
+          <w:color w:val="263238"/>
+          <w:sz w:val="22"/>
+        </w:rPr>
+        <w:t xml:space="preserve">A replacement professional later receives an NCNS event. </w:t>
+      </w:r>
+      <w:r>
+        <w:rPr>
+          <w:rFonts w:ascii="Calibri" w:hAnsi="Calibri"/>
+          <w:b/>
+          <w:color w:val="263238"/>
+          <w:sz w:val="22"/>
+        </w:rPr>
+        <w:t>Partially testable.</w:t>
+      </w:r>
+    </w:p>
+    <w:p>
+      <w:pPr>
+        <w:pStyle w:val="ListBullet"/>
+        <w:spacing w:after="80" w:line="300" w:lineRule="auto"/>
+        <w:ind w:left="720" w:hanging="360"/>
+      </w:pPr>
+      <w:r>
+        <w:rPr>
+          <w:rFonts w:ascii="Calibri" w:hAnsi="Calibri"/>
+          <w:b w:val="0"/>
+          <w:color w:val="263238"/>
+          <w:sz w:val="22"/>
+        </w:rPr>
+        <w:t xml:space="preserve">The professional forgets or misunderstands the commitment. </w:t>
+      </w:r>
+      <w:r>
+        <w:rPr>
+          <w:rFonts w:ascii="Calibri" w:hAnsi="Calibri"/>
+          <w:b/>
+          <w:color w:val="263238"/>
+          <w:sz w:val="22"/>
+        </w:rPr>
+        <w:t>Not testable.</w:t>
+      </w:r>
+    </w:p>
+    <w:p>
+      <w:pPr>
+        <w:pStyle w:val="ListBullet"/>
+        <w:spacing w:after="80" w:line="300" w:lineRule="auto"/>
+        <w:ind w:left="720" w:hanging="360"/>
+      </w:pPr>
+      <w:r>
+        <w:rPr>
+          <w:rFonts w:ascii="Calibri" w:hAnsi="Calibri"/>
+          <w:b w:val="0"/>
+          <w:color w:val="263238"/>
+          <w:sz w:val="22"/>
+        </w:rPr>
+        <w:t xml:space="preserve">Transportation, facility conditions, equipment, or supervision prevent attendance. </w:t>
+      </w:r>
+      <w:r>
+        <w:rPr>
+          <w:rFonts w:ascii="Calibri" w:hAnsi="Calibri"/>
+          <w:b/>
+          <w:color w:val="263238"/>
+          <w:sz w:val="22"/>
+        </w:rPr>
+        <w:t>Not testable.</w:t>
+      </w:r>
+    </w:p>
+    <w:p>
+      <w:r>
+        <w:rPr>
+          <w:rFonts w:ascii="Calibri" w:hAnsi="Calibri"/>
+          <w:b w:val="0"/>
+          <w:color w:val="263238"/>
+          <w:sz w:val="22"/>
+        </w:rPr>
+        <w:t>The first layer is chronological. Each event belongs to the earliest point at which its pathway became active or observable. This prevents the same event from being assigned simultaneously to the professional, facility, and platform. Those actors still matter when deciding who can act on a tested pathway.</w:t>
+      </w:r>
+    </w:p>
+    <w:p>
+      <w:pPr>
+        <w:pStyle w:val="Heading1"/>
+      </w:pPr>
+      <w:r>
+        <w:rPr>
+          <w:rFonts w:ascii="Calibri" w:hAnsi="Calibri"/>
+          <w:b w:val="0"/>
+          <w:color w:val="263238"/>
+          <w:sz w:val="22"/>
+        </w:rPr>
+        <w:t>How the testable branches were screened</w:t>
       </w:r>
     </w:p>
     <w:tbl>
@@ -427,6 +1066,1338 @@
       <w:tr>
         <w:trPr>
           <w:tblHeader w:val="true"/>
+          <w:cantSplit/>
+        </w:trPr>
+        <w:tc>
+          <w:tcPr>
+            <w:tcW w:type="dxa" w:w="2340"/>
+            <w:vAlign w:val="center"/>
+            <w:tcMar>
+              <w:top w:w="80" w:type="dxa"/>
+              <w:start w:w="120" w:type="dxa"/>
+              <w:bottom w:w="80" w:type="dxa"/>
+              <w:end w:w="120" w:type="dxa"/>
+            </w:tcMar>
+            <w:shd w:fill="E8EEF5"/>
+          </w:tcPr>
+          <w:p>
+            <w:pPr>
+              <w:spacing w:after="0" w:line="264" w:lineRule="auto"/>
+            </w:pPr>
+            <w:r>
+              <w:rPr>
+                <w:rFonts w:ascii="Calibri" w:hAnsi="Calibri"/>
+                <w:b/>
+                <w:color w:val="263238"/>
+                <w:sz w:val="17"/>
+              </w:rPr>
+              <w:t>Analysis</w:t>
+            </w:r>
+          </w:p>
+        </w:tc>
+        <w:tc>
+          <w:tcPr>
+            <w:tcW w:type="dxa" w:w="2340"/>
+            <w:vAlign w:val="center"/>
+            <w:tcMar>
+              <w:top w:w="80" w:type="dxa"/>
+              <w:start w:w="120" w:type="dxa"/>
+              <w:bottom w:w="80" w:type="dxa"/>
+              <w:end w:w="120" w:type="dxa"/>
+            </w:tcMar>
+            <w:shd w:fill="E8EEF5"/>
+          </w:tcPr>
+          <w:p>
+            <w:pPr>
+              <w:spacing w:after="0" w:line="264" w:lineRule="auto"/>
+            </w:pPr>
+            <w:r>
+              <w:rPr>
+                <w:rFonts w:ascii="Calibri" w:hAnsi="Calibri"/>
+                <w:b/>
+                <w:color w:val="263238"/>
+                <w:sz w:val="17"/>
+              </w:rPr>
+              <w:t>Question</w:t>
+            </w:r>
+          </w:p>
+        </w:tc>
+        <w:tc>
+          <w:tcPr>
+            <w:tcW w:type="dxa" w:w="2340"/>
+            <w:vAlign w:val="center"/>
+            <w:tcMar>
+              <w:top w:w="80" w:type="dxa"/>
+              <w:start w:w="120" w:type="dxa"/>
+              <w:bottom w:w="80" w:type="dxa"/>
+              <w:end w:w="120" w:type="dxa"/>
+            </w:tcMar>
+            <w:shd w:fill="E8EEF5"/>
+          </w:tcPr>
+          <w:p>
+            <w:pPr>
+              <w:spacing w:after="0" w:line="264" w:lineRule="auto"/>
+            </w:pPr>
+            <w:r>
+              <w:rPr>
+                <w:rFonts w:ascii="Calibri" w:hAnsi="Calibri"/>
+                <w:b/>
+                <w:color w:val="263238"/>
+                <w:sz w:val="17"/>
+              </w:rPr>
+              <w:t>What the data showed</w:t>
+            </w:r>
+          </w:p>
+        </w:tc>
+        <w:tc>
+          <w:tcPr>
+            <w:tcW w:type="dxa" w:w="2340"/>
+            <w:vAlign w:val="center"/>
+            <w:tcMar>
+              <w:top w:w="80" w:type="dxa"/>
+              <w:start w:w="120" w:type="dxa"/>
+              <w:bottom w:w="80" w:type="dxa"/>
+              <w:end w:w="120" w:type="dxa"/>
+            </w:tcMar>
+            <w:shd w:fill="E8EEF5"/>
+          </w:tcPr>
+          <w:p>
+            <w:pPr>
+              <w:spacing w:after="0" w:line="264" w:lineRule="auto"/>
+            </w:pPr>
+            <w:r>
+              <w:rPr>
+                <w:rFonts w:ascii="Calibri" w:hAnsi="Calibri"/>
+                <w:b/>
+                <w:color w:val="263238"/>
+                <w:sz w:val="17"/>
+              </w:rPr>
+              <w:t>Disposition</w:t>
+            </w:r>
+          </w:p>
+        </w:tc>
+      </w:tr>
+      <w:tr>
+        <w:trPr>
+          <w:cantSplit/>
+        </w:trPr>
+        <w:tc>
+          <w:tcPr>
+            <w:tcW w:type="dxa" w:w="2340"/>
+            <w:vAlign w:val="center"/>
+            <w:tcMar>
+              <w:top w:w="80" w:type="dxa"/>
+              <w:start w:w="120" w:type="dxa"/>
+              <w:bottom w:w="80" w:type="dxa"/>
+              <w:end w:w="120" w:type="dxa"/>
+            </w:tcMar>
+            <w:shd w:fill="FFFFFF"/>
+          </w:tcPr>
+          <w:p>
+            <w:pPr>
+              <w:spacing w:after="0" w:line="264" w:lineRule="auto"/>
+            </w:pPr>
+            <w:r>
+              <w:rPr>
+                <w:rFonts w:ascii="Calibri" w:hAnsi="Calibri"/>
+                <w:b w:val="0"/>
+                <w:color w:val="263238"/>
+                <w:sz w:val="17"/>
+              </w:rPr>
+              <w:t>B-01 to B-03</w:t>
+            </w:r>
+          </w:p>
+        </w:tc>
+        <w:tc>
+          <w:tcPr>
+            <w:tcW w:type="dxa" w:w="2340"/>
+            <w:vAlign w:val="center"/>
+            <w:tcMar>
+              <w:top w:w="80" w:type="dxa"/>
+              <w:start w:w="120" w:type="dxa"/>
+              <w:bottom w:w="80" w:type="dxa"/>
+              <w:end w:w="120" w:type="dxa"/>
+            </w:tcMar>
+            <w:shd w:fill="FFFFFF"/>
+          </w:tcPr>
+          <w:p>
+            <w:pPr>
+              <w:spacing w:after="0" w:line="264" w:lineRule="auto"/>
+            </w:pPr>
+            <w:r>
+              <w:rPr>
+                <w:rFonts w:ascii="Calibri" w:hAnsi="Calibri"/>
+                <w:b w:val="0"/>
+                <w:color w:val="263238"/>
+                <w:sz w:val="17"/>
+              </w:rPr>
+              <w:t>How large are late cancellation and NCNS, and do they overlap?</w:t>
+            </w:r>
+          </w:p>
+        </w:tc>
+        <w:tc>
+          <w:tcPr>
+            <w:tcW w:type="dxa" w:w="2340"/>
+            <w:vAlign w:val="center"/>
+            <w:tcMar>
+              <w:top w:w="80" w:type="dxa"/>
+              <w:start w:w="120" w:type="dxa"/>
+              <w:bottom w:w="80" w:type="dxa"/>
+              <w:end w:w="120" w:type="dxa"/>
+            </w:tcMar>
+            <w:shd w:fill="FFFFFF"/>
+          </w:tcPr>
+          <w:p>
+            <w:pPr>
+              <w:spacing w:after="0" w:line="264" w:lineRule="auto"/>
+            </w:pPr>
+            <w:r>
+              <w:rPr>
+                <w:rFonts w:ascii="Calibri" w:hAnsi="Calibri"/>
+                <w:b w:val="0"/>
+                <w:color w:val="263238"/>
+                <w:sz w:val="17"/>
+              </w:rPr>
+              <w:t>Late cancellation affected 2,486 of 41,040 shifts. NCNS affected 1,253. Both flags appeared on 67 Shift IDs.</w:t>
+            </w:r>
+          </w:p>
+        </w:tc>
+        <w:tc>
+          <w:tcPr>
+            <w:tcW w:type="dxa" w:w="2340"/>
+            <w:vAlign w:val="center"/>
+            <w:tcMar>
+              <w:top w:w="80" w:type="dxa"/>
+              <w:start w:w="120" w:type="dxa"/>
+              <w:bottom w:w="80" w:type="dxa"/>
+              <w:end w:w="120" w:type="dxa"/>
+            </w:tcMar>
+            <w:shd w:fill="FFFFFF"/>
+          </w:tcPr>
+          <w:p>
+            <w:pPr>
+              <w:spacing w:after="0" w:line="264" w:lineRule="auto"/>
+            </w:pPr>
+            <w:r>
+              <w:rPr>
+                <w:rFonts w:ascii="Calibri" w:hAnsi="Calibri"/>
+                <w:b w:val="0"/>
+                <w:color w:val="263238"/>
+                <w:sz w:val="17"/>
+              </w:rPr>
+              <w:t>Retained as the baseline and guardrail definition.</w:t>
+            </w:r>
+          </w:p>
+        </w:tc>
+      </w:tr>
+      <w:tr>
+        <w:trPr>
+          <w:cantSplit/>
+        </w:trPr>
+        <w:tc>
+          <w:tcPr>
+            <w:tcW w:type="dxa" w:w="2340"/>
+            <w:vAlign w:val="center"/>
+            <w:tcMar>
+              <w:top w:w="80" w:type="dxa"/>
+              <w:start w:w="120" w:type="dxa"/>
+              <w:bottom w:w="80" w:type="dxa"/>
+              <w:end w:w="120" w:type="dxa"/>
+            </w:tcMar>
+            <w:shd w:fill="FFFFFF"/>
+          </w:tcPr>
+          <w:p>
+            <w:pPr>
+              <w:spacing w:after="0" w:line="264" w:lineRule="auto"/>
+            </w:pPr>
+            <w:r>
+              <w:rPr>
+                <w:rFonts w:ascii="Calibri" w:hAnsi="Calibri"/>
+                <w:b w:val="0"/>
+                <w:color w:val="263238"/>
+                <w:sz w:val="17"/>
+              </w:rPr>
+              <w:t>C-01</w:t>
+            </w:r>
+          </w:p>
+        </w:tc>
+        <w:tc>
+          <w:tcPr>
+            <w:tcW w:type="dxa" w:w="2340"/>
+            <w:vAlign w:val="center"/>
+            <w:tcMar>
+              <w:top w:w="80" w:type="dxa"/>
+              <w:start w:w="120" w:type="dxa"/>
+              <w:bottom w:w="80" w:type="dxa"/>
+              <w:end w:w="120" w:type="dxa"/>
+            </w:tcMar>
+            <w:shd w:fill="FFFFFF"/>
+          </w:tcPr>
+          <w:p>
+            <w:pPr>
+              <w:spacing w:after="0" w:line="264" w:lineRule="auto"/>
+            </w:pPr>
+            <w:r>
+              <w:rPr>
+                <w:rFonts w:ascii="Calibri" w:hAnsi="Calibri"/>
+                <w:b w:val="0"/>
+                <w:color w:val="263238"/>
+                <w:sz w:val="17"/>
+              </w:rPr>
+              <w:t>Do outcomes differ by matching booking-event count?</w:t>
+            </w:r>
+          </w:p>
+        </w:tc>
+        <w:tc>
+          <w:tcPr>
+            <w:tcW w:type="dxa" w:w="2340"/>
+            <w:vAlign w:val="center"/>
+            <w:tcMar>
+              <w:top w:w="80" w:type="dxa"/>
+              <w:start w:w="120" w:type="dxa"/>
+              <w:bottom w:w="80" w:type="dxa"/>
+              <w:end w:w="120" w:type="dxa"/>
+            </w:tcMar>
+            <w:shd w:fill="FFFFFF"/>
+          </w:tcPr>
+          <w:p>
+            <w:pPr>
+              <w:spacing w:after="0" w:line="264" w:lineRule="auto"/>
+            </w:pPr>
+            <w:r>
+              <w:rPr>
+                <w:rFonts w:ascii="Calibri" w:hAnsi="Calibri"/>
+                <w:b w:val="0"/>
+                <w:color w:val="263238"/>
+                <w:sz w:val="17"/>
+              </w:rPr>
+              <w:t>Late-cancellation rates rose from 7.47% for one event to 21.07% for two and 32.30% for three or more.</w:t>
+            </w:r>
+          </w:p>
+        </w:tc>
+        <w:tc>
+          <w:tcPr>
+            <w:tcW w:type="dxa" w:w="2340"/>
+            <w:vAlign w:val="center"/>
+            <w:tcMar>
+              <w:top w:w="80" w:type="dxa"/>
+              <w:start w:w="120" w:type="dxa"/>
+              <w:bottom w:w="80" w:type="dxa"/>
+              <w:end w:w="120" w:type="dxa"/>
+            </w:tcMar>
+            <w:shd w:fill="FFFFFF"/>
+          </w:tcPr>
+          <w:p>
+            <w:pPr>
+              <w:spacing w:after="0" w:line="264" w:lineRule="auto"/>
+            </w:pPr>
+            <w:r>
+              <w:rPr>
+                <w:rFonts w:ascii="Calibri" w:hAnsi="Calibri"/>
+                <w:b w:val="0"/>
+                <w:color w:val="263238"/>
+                <w:sz w:val="17"/>
+              </w:rPr>
+              <w:t>Supporting context. Event count mixes several possible mechanisms.</w:t>
+            </w:r>
+          </w:p>
+        </w:tc>
+      </w:tr>
+      <w:tr>
+        <w:trPr>
+          <w:cantSplit/>
+        </w:trPr>
+        <w:tc>
+          <w:tcPr>
+            <w:tcW w:type="dxa" w:w="2340"/>
+            <w:vAlign w:val="center"/>
+            <w:tcMar>
+              <w:top w:w="80" w:type="dxa"/>
+              <w:start w:w="120" w:type="dxa"/>
+              <w:bottom w:w="80" w:type="dxa"/>
+              <w:end w:w="120" w:type="dxa"/>
+            </w:tcMar>
+            <w:shd w:fill="FFFFFF"/>
+          </w:tcPr>
+          <w:p>
+            <w:pPr>
+              <w:spacing w:after="0" w:line="264" w:lineRule="auto"/>
+            </w:pPr>
+            <w:r>
+              <w:rPr>
+                <w:rFonts w:ascii="Calibri" w:hAnsi="Calibri"/>
+                <w:b w:val="0"/>
+                <w:color w:val="263238"/>
+                <w:sz w:val="17"/>
+              </w:rPr>
+              <w:t>C-02</w:t>
+            </w:r>
+          </w:p>
+        </w:tc>
+        <w:tc>
+          <w:tcPr>
+            <w:tcW w:type="dxa" w:w="2340"/>
+            <w:vAlign w:val="center"/>
+            <w:tcMar>
+              <w:top w:w="80" w:type="dxa"/>
+              <w:start w:w="120" w:type="dxa"/>
+              <w:bottom w:w="80" w:type="dxa"/>
+              <w:end w:w="120" w:type="dxa"/>
+            </w:tcMar>
+            <w:shd w:fill="FFFFFF"/>
+          </w:tcPr>
+          <w:p>
+            <w:pPr>
+              <w:spacing w:after="0" w:line="264" w:lineRule="auto"/>
+            </w:pPr>
+            <w:r>
+              <w:rPr>
+                <w:rFonts w:ascii="Calibri" w:hAnsi="Calibri"/>
+                <w:b w:val="0"/>
+                <w:color w:val="263238"/>
+                <w:sz w:val="17"/>
+              </w:rPr>
+              <w:t>Do outcomes differ by distinct booked-worker count?</w:t>
+            </w:r>
+          </w:p>
+        </w:tc>
+        <w:tc>
+          <w:tcPr>
+            <w:tcW w:type="dxa" w:w="2340"/>
+            <w:vAlign w:val="center"/>
+            <w:tcMar>
+              <w:top w:w="80" w:type="dxa"/>
+              <w:start w:w="120" w:type="dxa"/>
+              <w:bottom w:w="80" w:type="dxa"/>
+              <w:end w:w="120" w:type="dxa"/>
+            </w:tcMar>
+            <w:shd w:fill="FFFFFF"/>
+          </w:tcPr>
+          <w:p>
+            <w:pPr>
+              <w:spacing w:after="0" w:line="264" w:lineRule="auto"/>
+            </w:pPr>
+            <w:r>
+              <w:rPr>
+                <w:rFonts w:ascii="Calibri" w:hAnsi="Calibri"/>
+                <w:b w:val="0"/>
+                <w:color w:val="263238"/>
+                <w:sz w:val="17"/>
+              </w:rPr>
+              <w:t>Rates rose from 7.64% for one booked worker to 21.54% for two and 35.26% for three or more.</w:t>
+            </w:r>
+          </w:p>
+        </w:tc>
+        <w:tc>
+          <w:tcPr>
+            <w:tcW w:type="dxa" w:w="2340"/>
+            <w:vAlign w:val="center"/>
+            <w:tcMar>
+              <w:top w:w="80" w:type="dxa"/>
+              <w:start w:w="120" w:type="dxa"/>
+              <w:bottom w:w="80" w:type="dxa"/>
+              <w:end w:w="120" w:type="dxa"/>
+            </w:tcMar>
+            <w:shd w:fill="FFFFFF"/>
+          </w:tcPr>
+          <w:p>
+            <w:pPr>
+              <w:spacing w:after="0" w:line="264" w:lineRule="auto"/>
+            </w:pPr>
+            <w:r>
+              <w:rPr>
+                <w:rFonts w:ascii="Calibri" w:hAnsi="Calibri"/>
+                <w:b w:val="0"/>
+                <w:color w:val="263238"/>
+                <w:sz w:val="17"/>
+              </w:rPr>
+              <w:t>Supporting context. The records show association, not why several workers appear.</w:t>
+            </w:r>
+          </w:p>
+        </w:tc>
+      </w:tr>
+      <w:tr>
+        <w:trPr>
+          <w:cantSplit/>
+        </w:trPr>
+        <w:tc>
+          <w:tcPr>
+            <w:tcW w:type="dxa" w:w="2340"/>
+            <w:vAlign w:val="center"/>
+            <w:tcMar>
+              <w:top w:w="80" w:type="dxa"/>
+              <w:start w:w="120" w:type="dxa"/>
+              <w:bottom w:w="80" w:type="dxa"/>
+              <w:end w:w="120" w:type="dxa"/>
+            </w:tcMar>
+            <w:shd w:fill="FFFFFF"/>
+          </w:tcPr>
+          <w:p>
+            <w:pPr>
+              <w:spacing w:after="0" w:line="264" w:lineRule="auto"/>
+            </w:pPr>
+            <w:r>
+              <w:rPr>
+                <w:rFonts w:ascii="Calibri" w:hAnsi="Calibri"/>
+                <w:b w:val="0"/>
+                <w:color w:val="263238"/>
+                <w:sz w:val="17"/>
+              </w:rPr>
+              <w:t>C-03 and D-03</w:t>
+            </w:r>
+          </w:p>
+        </w:tc>
+        <w:tc>
+          <w:tcPr>
+            <w:tcW w:type="dxa" w:w="2340"/>
+            <w:vAlign w:val="center"/>
+            <w:tcMar>
+              <w:top w:w="80" w:type="dxa"/>
+              <w:start w:w="120" w:type="dxa"/>
+              <w:bottom w:w="80" w:type="dxa"/>
+              <w:end w:w="120" w:type="dxa"/>
+            </w:tcMar>
+            <w:shd w:fill="FFFFFF"/>
+          </w:tcPr>
+          <w:p>
+            <w:pPr>
+              <w:spacing w:after="0" w:line="264" w:lineRule="auto"/>
+            </w:pPr>
+            <w:r>
+              <w:rPr>
+                <w:rFonts w:ascii="Calibri" w:hAnsi="Calibri"/>
+                <w:b w:val="0"/>
+                <w:color w:val="263238"/>
+                <w:sz w:val="17"/>
+              </w:rPr>
+              <w:t>Does reliability differ by recorded booking lead time?</w:t>
+            </w:r>
+          </w:p>
+        </w:tc>
+        <w:tc>
+          <w:tcPr>
+            <w:tcW w:type="dxa" w:w="2340"/>
+            <w:vAlign w:val="center"/>
+            <w:tcMar>
+              <w:top w:w="80" w:type="dxa"/>
+              <w:start w:w="120" w:type="dxa"/>
+              <w:bottom w:w="80" w:type="dxa"/>
+              <w:end w:w="120" w:type="dxa"/>
+            </w:tcMar>
+            <w:shd w:fill="FFFFFF"/>
+          </w:tcPr>
+          <w:p>
+            <w:pPr>
+              <w:spacing w:after="0" w:line="264" w:lineRule="auto"/>
+            </w:pPr>
+            <w:r>
+              <w:rPr>
+                <w:rFonts w:ascii="Calibri" w:hAnsi="Calibri"/>
+                <w:b w:val="0"/>
+                <w:color w:val="263238"/>
+                <w:sz w:val="17"/>
+              </w:rPr>
+              <w:t>The 24-to-less-than-72-hour band ranked highest in both retained timing views.</w:t>
+            </w:r>
+          </w:p>
+        </w:tc>
+        <w:tc>
+          <w:tcPr>
+            <w:tcW w:type="dxa" w:w="2340"/>
+            <w:vAlign w:val="center"/>
+            <w:tcMar>
+              <w:top w:w="80" w:type="dxa"/>
+              <w:start w:w="120" w:type="dxa"/>
+              <w:bottom w:w="80" w:type="dxa"/>
+              <w:end w:w="120" w:type="dxa"/>
+            </w:tcMar>
+            <w:shd w:fill="FFFFFF"/>
+          </w:tcPr>
+          <w:p>
+            <w:pPr>
+              <w:spacing w:after="0" w:line="264" w:lineRule="auto"/>
+            </w:pPr>
+            <w:r>
+              <w:rPr>
+                <w:rFonts w:ascii="Calibri" w:hAnsi="Calibri"/>
+                <w:b w:val="0"/>
+                <w:color w:val="263238"/>
+                <w:sz w:val="17"/>
+              </w:rPr>
+              <w:t>Selected as the bounded pilot population.</w:t>
+            </w:r>
+          </w:p>
+        </w:tc>
+      </w:tr>
+      <w:tr>
+        <w:trPr>
+          <w:cantSplit/>
+        </w:trPr>
+        <w:tc>
+          <w:tcPr>
+            <w:tcW w:type="dxa" w:w="2340"/>
+            <w:vAlign w:val="center"/>
+            <w:tcMar>
+              <w:top w:w="80" w:type="dxa"/>
+              <w:start w:w="120" w:type="dxa"/>
+              <w:bottom w:w="80" w:type="dxa"/>
+              <w:end w:w="120" w:type="dxa"/>
+            </w:tcMar>
+            <w:shd w:fill="FFFFFF"/>
+          </w:tcPr>
+          <w:p>
+            <w:pPr>
+              <w:spacing w:after="0" w:line="264" w:lineRule="auto"/>
+            </w:pPr>
+            <w:r>
+              <w:rPr>
+                <w:rFonts w:ascii="Calibri" w:hAnsi="Calibri"/>
+                <w:b w:val="0"/>
+                <w:color w:val="263238"/>
+                <w:sz w:val="17"/>
+              </w:rPr>
+              <w:t>C-04</w:t>
+            </w:r>
+          </w:p>
+        </w:tc>
+        <w:tc>
+          <w:tcPr>
+            <w:tcW w:type="dxa" w:w="2340"/>
+            <w:vAlign w:val="center"/>
+            <w:tcMar>
+              <w:top w:w="80" w:type="dxa"/>
+              <w:start w:w="120" w:type="dxa"/>
+              <w:bottom w:w="80" w:type="dxa"/>
+              <w:end w:w="120" w:type="dxa"/>
+            </w:tcMar>
+            <w:shd w:fill="FFFFFF"/>
+          </w:tcPr>
+          <w:p>
+            <w:pPr>
+              <w:spacing w:after="0" w:line="264" w:lineRule="auto"/>
+            </w:pPr>
+            <w:r>
+              <w:rPr>
+                <w:rFonts w:ascii="Calibri" w:hAnsi="Calibri"/>
+                <w:b w:val="0"/>
+                <w:color w:val="263238"/>
+                <w:sz w:val="17"/>
+              </w:rPr>
+              <w:t>Do outcomes differ by shift type or professional type?</w:t>
+            </w:r>
+          </w:p>
+        </w:tc>
+        <w:tc>
+          <w:tcPr>
+            <w:tcW w:type="dxa" w:w="2340"/>
+            <w:vAlign w:val="center"/>
+            <w:tcMar>
+              <w:top w:w="80" w:type="dxa"/>
+              <w:start w:w="120" w:type="dxa"/>
+              <w:bottom w:w="80" w:type="dxa"/>
+              <w:end w:w="120" w:type="dxa"/>
+            </w:tcMar>
+            <w:shd w:fill="FFFFFF"/>
+          </w:tcPr>
+          <w:p>
+            <w:pPr>
+              <w:spacing w:after="0" w:line="264" w:lineRule="auto"/>
+            </w:pPr>
+            <w:r>
+              <w:rPr>
+                <w:rFonts w:ascii="Calibri" w:hAnsi="Calibri"/>
+                <w:b w:val="0"/>
+                <w:color w:val="263238"/>
+                <w:sz w:val="17"/>
+              </w:rPr>
+              <w:t>Rates varied across the recorded categories, but several groups were small and the comparison did not identify a single controllable mechanism.</w:t>
+            </w:r>
+          </w:p>
+        </w:tc>
+        <w:tc>
+          <w:tcPr>
+            <w:tcW w:type="dxa" w:w="2340"/>
+            <w:vAlign w:val="center"/>
+            <w:tcMar>
+              <w:top w:w="80" w:type="dxa"/>
+              <w:start w:w="120" w:type="dxa"/>
+              <w:bottom w:w="80" w:type="dxa"/>
+              <w:end w:w="120" w:type="dxa"/>
+            </w:tcMar>
+            <w:shd w:fill="FFFFFF"/>
+          </w:tcPr>
+          <w:p>
+            <w:pPr>
+              <w:spacing w:after="0" w:line="264" w:lineRule="auto"/>
+            </w:pPr>
+            <w:r>
+              <w:rPr>
+                <w:rFonts w:ascii="Calibri" w:hAnsi="Calibri"/>
+                <w:b w:val="0"/>
+                <w:color w:val="263238"/>
+                <w:sz w:val="17"/>
+              </w:rPr>
+              <w:t>Deprioritized for this proposal.</w:t>
+            </w:r>
+          </w:p>
+        </w:tc>
+      </w:tr>
+      <w:tr>
+        <w:trPr>
+          <w:cantSplit/>
+        </w:trPr>
+        <w:tc>
+          <w:tcPr>
+            <w:tcW w:type="dxa" w:w="2340"/>
+            <w:vAlign w:val="center"/>
+            <w:tcMar>
+              <w:top w:w="80" w:type="dxa"/>
+              <w:start w:w="120" w:type="dxa"/>
+              <w:bottom w:w="80" w:type="dxa"/>
+              <w:end w:w="120" w:type="dxa"/>
+            </w:tcMar>
+            <w:shd w:fill="FFFFFF"/>
+          </w:tcPr>
+          <w:p>
+            <w:pPr>
+              <w:spacing w:after="0" w:line="264" w:lineRule="auto"/>
+            </w:pPr>
+            <w:r>
+              <w:rPr>
+                <w:rFonts w:ascii="Calibri" w:hAnsi="Calibri"/>
+                <w:b w:val="0"/>
+                <w:color w:val="263238"/>
+                <w:sz w:val="17"/>
+              </w:rPr>
+              <w:t>C-05</w:t>
+            </w:r>
+          </w:p>
+        </w:tc>
+        <w:tc>
+          <w:tcPr>
+            <w:tcW w:type="dxa" w:w="2340"/>
+            <w:vAlign w:val="center"/>
+            <w:tcMar>
+              <w:top w:w="80" w:type="dxa"/>
+              <w:start w:w="120" w:type="dxa"/>
+              <w:bottom w:w="80" w:type="dxa"/>
+              <w:end w:w="120" w:type="dxa"/>
+            </w:tcMar>
+            <w:shd w:fill="FFFFFF"/>
+          </w:tcPr>
+          <w:p>
+            <w:pPr>
+              <w:spacing w:after="0" w:line="264" w:lineRule="auto"/>
+            </w:pPr>
+            <w:r>
+              <w:rPr>
+                <w:rFonts w:ascii="Calibri" w:hAnsi="Calibri"/>
+                <w:b w:val="0"/>
+                <w:color w:val="263238"/>
+                <w:sz w:val="17"/>
+              </w:rPr>
+              <w:t>Do outcomes differ by facility?</w:t>
+            </w:r>
+          </w:p>
+        </w:tc>
+        <w:tc>
+          <w:tcPr>
+            <w:tcW w:type="dxa" w:w="2340"/>
+            <w:vAlign w:val="center"/>
+            <w:tcMar>
+              <w:top w:w="80" w:type="dxa"/>
+              <w:start w:w="120" w:type="dxa"/>
+              <w:bottom w:w="80" w:type="dxa"/>
+              <w:end w:w="120" w:type="dxa"/>
+            </w:tcMar>
+            <w:shd w:fill="FFFFFF"/>
+          </w:tcPr>
+          <w:p>
+            <w:pPr>
+              <w:spacing w:after="0" w:line="264" w:lineRule="auto"/>
+            </w:pPr>
+            <w:r>
+              <w:rPr>
+                <w:rFonts w:ascii="Calibri" w:hAnsi="Calibri"/>
+                <w:b w:val="0"/>
+                <w:color w:val="263238"/>
+                <w:sz w:val="17"/>
+              </w:rPr>
+              <w:t>Facility rates varied, but the estimates depended heavily on each facility's shift count.</w:t>
+            </w:r>
+          </w:p>
+        </w:tc>
+        <w:tc>
+          <w:tcPr>
+            <w:tcW w:type="dxa" w:w="2340"/>
+            <w:vAlign w:val="center"/>
+            <w:tcMar>
+              <w:top w:w="80" w:type="dxa"/>
+              <w:start w:w="120" w:type="dxa"/>
+              <w:bottom w:w="80" w:type="dxa"/>
+              <w:end w:w="120" w:type="dxa"/>
+            </w:tcMar>
+            <w:shd w:fill="FFFFFF"/>
+          </w:tcPr>
+          <w:p>
+            <w:pPr>
+              <w:spacing w:after="0" w:line="264" w:lineRule="auto"/>
+            </w:pPr>
+            <w:r>
+              <w:rPr>
+                <w:rFonts w:ascii="Calibri" w:hAnsi="Calibri"/>
+                <w:b w:val="0"/>
+                <w:color w:val="263238"/>
+                <w:sz w:val="17"/>
+              </w:rPr>
+              <w:t>Deprioritized. Kept as a pilot review segment, not the eligibility rule.</w:t>
+            </w:r>
+          </w:p>
+        </w:tc>
+      </w:tr>
+      <w:tr>
+        <w:trPr>
+          <w:cantSplit/>
+        </w:trPr>
+        <w:tc>
+          <w:tcPr>
+            <w:tcW w:type="dxa" w:w="2340"/>
+            <w:vAlign w:val="center"/>
+            <w:tcMar>
+              <w:top w:w="80" w:type="dxa"/>
+              <w:start w:w="120" w:type="dxa"/>
+              <w:bottom w:w="80" w:type="dxa"/>
+              <w:end w:w="120" w:type="dxa"/>
+            </w:tcMar>
+            <w:shd w:fill="FFFFFF"/>
+          </w:tcPr>
+          <w:p>
+            <w:pPr>
+              <w:spacing w:after="0" w:line="264" w:lineRule="auto"/>
+            </w:pPr>
+            <w:r>
+              <w:rPr>
+                <w:rFonts w:ascii="Calibri" w:hAnsi="Calibri"/>
+                <w:b w:val="0"/>
+                <w:color w:val="263238"/>
+                <w:sz w:val="17"/>
+              </w:rPr>
+              <w:t>C-06</w:t>
+            </w:r>
+          </w:p>
+        </w:tc>
+        <w:tc>
+          <w:tcPr>
+            <w:tcW w:type="dxa" w:w="2340"/>
+            <w:vAlign w:val="center"/>
+            <w:tcMar>
+              <w:top w:w="80" w:type="dxa"/>
+              <w:start w:w="120" w:type="dxa"/>
+              <w:bottom w:w="80" w:type="dxa"/>
+              <w:end w:w="120" w:type="dxa"/>
+            </w:tcMar>
+            <w:shd w:fill="FFFFFF"/>
+          </w:tcPr>
+          <w:p>
+            <w:pPr>
+              <w:spacing w:after="0" w:line="264" w:lineRule="auto"/>
+            </w:pPr>
+            <w:r>
+              <w:rPr>
+                <w:rFonts w:ascii="Calibri" w:hAnsi="Calibri"/>
+                <w:b w:val="0"/>
+                <w:color w:val="263238"/>
+                <w:sz w:val="17"/>
+              </w:rPr>
+              <w:t>Are negative booking lead-time records a distinct group?</w:t>
+            </w:r>
+          </w:p>
+        </w:tc>
+        <w:tc>
+          <w:tcPr>
+            <w:tcW w:type="dxa" w:w="2340"/>
+            <w:vAlign w:val="center"/>
+            <w:tcMar>
+              <w:top w:w="80" w:type="dxa"/>
+              <w:start w:w="120" w:type="dxa"/>
+              <w:bottom w:w="80" w:type="dxa"/>
+              <w:end w:w="120" w:type="dxa"/>
+            </w:tcMar>
+            <w:shd w:fill="FFFFFF"/>
+          </w:tcPr>
+          <w:p>
+            <w:pPr>
+              <w:spacing w:after="0" w:line="264" w:lineRule="auto"/>
+            </w:pPr>
+            <w:r>
+              <w:rPr>
+                <w:rFonts w:ascii="Calibri" w:hAnsi="Calibri"/>
+                <w:b w:val="0"/>
+                <w:color w:val="263238"/>
+                <w:sz w:val="17"/>
+              </w:rPr>
+              <w:t>The exception group had different observed rates but contained only 136 shifts and represents an ambiguous source-data condition.</w:t>
+            </w:r>
+          </w:p>
+        </w:tc>
+        <w:tc>
+          <w:tcPr>
+            <w:tcW w:type="dxa" w:w="2340"/>
+            <w:vAlign w:val="center"/>
+            <w:tcMar>
+              <w:top w:w="80" w:type="dxa"/>
+              <w:start w:w="120" w:type="dxa"/>
+              <w:bottom w:w="80" w:type="dxa"/>
+              <w:end w:w="120" w:type="dxa"/>
+            </w:tcMar>
+            <w:shd w:fill="FFFFFF"/>
+          </w:tcPr>
+          <w:p>
+            <w:pPr>
+              <w:spacing w:after="0" w:line="264" w:lineRule="auto"/>
+            </w:pPr>
+            <w:r>
+              <w:rPr>
+                <w:rFonts w:ascii="Calibri" w:hAnsi="Calibri"/>
+                <w:b w:val="0"/>
+                <w:color w:val="263238"/>
+                <w:sz w:val="17"/>
+              </w:rPr>
+              <w:t>Deprioritized as a diagnostic exception, not treated as a cause.</w:t>
+            </w:r>
+          </w:p>
+        </w:tc>
+      </w:tr>
+      <w:tr>
+        <w:trPr>
+          <w:cantSplit/>
+        </w:trPr>
+        <w:tc>
+          <w:tcPr>
+            <w:tcW w:type="dxa" w:w="2340"/>
+            <w:vAlign w:val="center"/>
+            <w:tcMar>
+              <w:top w:w="80" w:type="dxa"/>
+              <w:start w:w="120" w:type="dxa"/>
+              <w:bottom w:w="80" w:type="dxa"/>
+              <w:end w:w="120" w:type="dxa"/>
+            </w:tcMar>
+            <w:shd w:fill="FFFFFF"/>
+          </w:tcPr>
+          <w:p>
+            <w:pPr>
+              <w:spacing w:after="0" w:line="264" w:lineRule="auto"/>
+            </w:pPr>
+            <w:r>
+              <w:rPr>
+                <w:rFonts w:ascii="Calibri" w:hAnsi="Calibri"/>
+                <w:b w:val="0"/>
+                <w:color w:val="263238"/>
+                <w:sz w:val="17"/>
+              </w:rPr>
+              <w:t>D-01</w:t>
+            </w:r>
+          </w:p>
+        </w:tc>
+        <w:tc>
+          <w:tcPr>
+            <w:tcW w:type="dxa" w:w="2340"/>
+            <w:vAlign w:val="center"/>
+            <w:tcMar>
+              <w:top w:w="80" w:type="dxa"/>
+              <w:start w:w="120" w:type="dxa"/>
+              <w:bottom w:w="80" w:type="dxa"/>
+              <w:end w:w="120" w:type="dxa"/>
+            </w:tcMar>
+            <w:shd w:fill="FFFFFF"/>
+          </w:tcPr>
+          <w:p>
+            <w:pPr>
+              <w:spacing w:after="0" w:line="264" w:lineRule="auto"/>
+            </w:pPr>
+            <w:r>
+              <w:rPr>
+                <w:rFonts w:ascii="Calibri" w:hAnsi="Calibri"/>
+                <w:b w:val="0"/>
+                <w:color w:val="263238"/>
+                <w:sz w:val="17"/>
+              </w:rPr>
+              <w:t>How often does late cancellation lead to a later booking and then NCNS?</w:t>
+            </w:r>
+          </w:p>
+        </w:tc>
+        <w:tc>
+          <w:tcPr>
+            <w:tcW w:type="dxa" w:w="2340"/>
+            <w:vAlign w:val="center"/>
+            <w:tcMar>
+              <w:top w:w="80" w:type="dxa"/>
+              <w:start w:w="120" w:type="dxa"/>
+              <w:bottom w:w="80" w:type="dxa"/>
+              <w:end w:w="120" w:type="dxa"/>
+            </w:tcMar>
+            <w:shd w:fill="FFFFFF"/>
+          </w:tcPr>
+          <w:p>
+            <w:pPr>
+              <w:spacing w:after="0" w:line="264" w:lineRule="auto"/>
+            </w:pPr>
+            <w:r>
+              <w:rPr>
+                <w:rFonts w:ascii="Calibri" w:hAnsi="Calibri"/>
+                <w:b w:val="0"/>
+                <w:color w:val="263238"/>
+                <w:sz w:val="17"/>
+              </w:rPr>
+              <w:t>The strict three-event sequence appeared on 19 of 41,040 Shift IDs.</w:t>
+            </w:r>
+          </w:p>
+        </w:tc>
+        <w:tc>
+          <w:tcPr>
+            <w:tcW w:type="dxa" w:w="2340"/>
+            <w:vAlign w:val="center"/>
+            <w:tcMar>
+              <w:top w:w="80" w:type="dxa"/>
+              <w:start w:w="120" w:type="dxa"/>
+              <w:bottom w:w="80" w:type="dxa"/>
+              <w:end w:w="120" w:type="dxa"/>
+            </w:tcMar>
+            <w:shd w:fill="FFFFFF"/>
+          </w:tcPr>
+          <w:p>
+            <w:pPr>
+              <w:spacing w:after="0" w:line="264" w:lineRule="auto"/>
+            </w:pPr>
+            <w:r>
+              <w:rPr>
+                <w:rFonts w:ascii="Calibri" w:hAnsi="Calibri"/>
+                <w:b w:val="0"/>
+                <w:color w:val="263238"/>
+                <w:sz w:val="17"/>
+              </w:rPr>
+              <w:t>Deprioritized as too narrow to carry the main recommendation.</w:t>
+            </w:r>
+          </w:p>
+        </w:tc>
+      </w:tr>
+      <w:tr>
+        <w:trPr>
+          <w:cantSplit/>
+        </w:trPr>
+        <w:tc>
+          <w:tcPr>
+            <w:tcW w:type="dxa" w:w="2340"/>
+            <w:vAlign w:val="center"/>
+            <w:tcMar>
+              <w:top w:w="80" w:type="dxa"/>
+              <w:start w:w="120" w:type="dxa"/>
+              <w:bottom w:w="80" w:type="dxa"/>
+              <w:end w:w="120" w:type="dxa"/>
+            </w:tcMar>
+            <w:shd w:fill="FFFFFF"/>
+          </w:tcPr>
+          <w:p>
+            <w:pPr>
+              <w:spacing w:after="0" w:line="264" w:lineRule="auto"/>
+            </w:pPr>
+            <w:r>
+              <w:rPr>
+                <w:rFonts w:ascii="Calibri" w:hAnsi="Calibri"/>
+                <w:b w:val="0"/>
+                <w:color w:val="263238"/>
+                <w:sz w:val="17"/>
+              </w:rPr>
+              <w:t>D-02</w:t>
+            </w:r>
+          </w:p>
+        </w:tc>
+        <w:tc>
+          <w:tcPr>
+            <w:tcW w:type="dxa" w:w="2340"/>
+            <w:vAlign w:val="center"/>
+            <w:tcMar>
+              <w:top w:w="80" w:type="dxa"/>
+              <w:start w:w="120" w:type="dxa"/>
+              <w:bottom w:w="80" w:type="dxa"/>
+              <w:end w:w="120" w:type="dxa"/>
+            </w:tcMar>
+            <w:shd w:fill="FFFFFF"/>
+          </w:tcPr>
+          <w:p>
+            <w:pPr>
+              <w:spacing w:after="0" w:line="264" w:lineRule="auto"/>
+            </w:pPr>
+            <w:r>
+              <w:rPr>
+                <w:rFonts w:ascii="Calibri" w:hAnsi="Calibri"/>
+                <w:b w:val="0"/>
+                <w:color w:val="263238"/>
+                <w:sz w:val="17"/>
+              </w:rPr>
+              <w:t>Do repeated events involving one worker differ from repeated events involving several workers?</w:t>
+            </w:r>
+          </w:p>
+        </w:tc>
+        <w:tc>
+          <w:tcPr>
+            <w:tcW w:type="dxa" w:w="2340"/>
+            <w:vAlign w:val="center"/>
+            <w:tcMar>
+              <w:top w:w="80" w:type="dxa"/>
+              <w:start w:w="120" w:type="dxa"/>
+              <w:bottom w:w="80" w:type="dxa"/>
+              <w:end w:w="120" w:type="dxa"/>
+            </w:tcMar>
+            <w:shd w:fill="FFFFFF"/>
+          </w:tcPr>
+          <w:p>
+            <w:pPr>
+              <w:spacing w:after="0" w:line="264" w:lineRule="auto"/>
+            </w:pPr>
+            <w:r>
+              <w:rPr>
+                <w:rFonts w:ascii="Calibri" w:hAnsi="Calibri"/>
+                <w:b w:val="0"/>
+                <w:color w:val="263238"/>
+                <w:sz w:val="17"/>
+              </w:rPr>
+              <w:t>Both multi-event groups had higher observed late-cancellation rates than the one-event group.</w:t>
+            </w:r>
+          </w:p>
+        </w:tc>
+        <w:tc>
+          <w:tcPr>
+            <w:tcW w:type="dxa" w:w="2340"/>
+            <w:vAlign w:val="center"/>
+            <w:tcMar>
+              <w:top w:w="80" w:type="dxa"/>
+              <w:start w:w="120" w:type="dxa"/>
+              <w:bottom w:w="80" w:type="dxa"/>
+              <w:end w:w="120" w:type="dxa"/>
+            </w:tcMar>
+            <w:shd w:fill="FFFFFF"/>
+          </w:tcPr>
+          <w:p>
+            <w:pPr>
+              <w:spacing w:after="0" w:line="264" w:lineRule="auto"/>
+            </w:pPr>
+            <w:r>
+              <w:rPr>
+                <w:rFonts w:ascii="Calibri" w:hAnsi="Calibri"/>
+                <w:b w:val="0"/>
+                <w:color w:val="263238"/>
+                <w:sz w:val="17"/>
+              </w:rPr>
+              <w:t>Supporting context. It did not isolate a single intervention.</w:t>
+            </w:r>
+          </w:p>
+        </w:tc>
+      </w:tr>
+      <w:tr>
+        <w:trPr>
+          <w:cantSplit/>
+        </w:trPr>
+        <w:tc>
+          <w:tcPr>
+            <w:tcW w:type="dxa" w:w="2340"/>
+            <w:vAlign w:val="center"/>
+            <w:tcMar>
+              <w:top w:w="80" w:type="dxa"/>
+              <w:start w:w="120" w:type="dxa"/>
+              <w:bottom w:w="80" w:type="dxa"/>
+              <w:end w:w="120" w:type="dxa"/>
+            </w:tcMar>
+            <w:shd w:fill="FFFFFF"/>
+          </w:tcPr>
+          <w:p>
+            <w:pPr>
+              <w:spacing w:after="0" w:line="264" w:lineRule="auto"/>
+            </w:pPr>
+            <w:r>
+              <w:rPr>
+                <w:rFonts w:ascii="Calibri" w:hAnsi="Calibri"/>
+                <w:b w:val="0"/>
+                <w:color w:val="263238"/>
+                <w:sz w:val="17"/>
+              </w:rPr>
+              <w:t>W-02</w:t>
+            </w:r>
+          </w:p>
+        </w:tc>
+        <w:tc>
+          <w:tcPr>
+            <w:tcW w:type="dxa" w:w="2340"/>
+            <w:vAlign w:val="center"/>
+            <w:tcMar>
+              <w:top w:w="80" w:type="dxa"/>
+              <w:start w:w="120" w:type="dxa"/>
+              <w:bottom w:w="80" w:type="dxa"/>
+              <w:end w:w="120" w:type="dxa"/>
+            </w:tcMar>
+            <w:shd w:fill="FFFFFF"/>
+          </w:tcPr>
+          <w:p>
+            <w:pPr>
+              <w:spacing w:after="0" w:line="264" w:lineRule="auto"/>
+            </w:pPr>
+            <w:r>
+              <w:rPr>
+                <w:rFonts w:ascii="Calibri" w:hAnsi="Calibri"/>
+                <w:b w:val="0"/>
+                <w:color w:val="263238"/>
+                <w:sz w:val="17"/>
+              </w:rPr>
+              <w:t>Can history known before a target-window booking separate later same-worker risk?</w:t>
+            </w:r>
+          </w:p>
+        </w:tc>
+        <w:tc>
+          <w:tcPr>
+            <w:tcW w:type="dxa" w:w="2340"/>
+            <w:vAlign w:val="center"/>
+            <w:tcMar>
+              <w:top w:w="80" w:type="dxa"/>
+              <w:start w:w="120" w:type="dxa"/>
+              <w:bottom w:w="80" w:type="dxa"/>
+              <w:end w:w="120" w:type="dxa"/>
+            </w:tcMar>
+            <w:shd w:fill="FFFFFF"/>
+          </w:tcPr>
+          <w:p>
+            <w:pPr>
+              <w:spacing w:after="0" w:line="264" w:lineRule="auto"/>
+            </w:pPr>
+            <w:r>
+              <w:rPr>
+                <w:rFonts w:ascii="Calibri" w:hAnsi="Calibri"/>
+                <w:b w:val="0"/>
+                <w:color w:val="263238"/>
+                <w:sz w:val="17"/>
+              </w:rPr>
+              <w:t>The proposed screen retained 589 of 1,742 decisions. The later same-worker rate was 7.47%, compared with 15.70% for the remaining decisions.</w:t>
+            </w:r>
+          </w:p>
+        </w:tc>
+        <w:tc>
+          <w:tcPr>
+            <w:tcW w:type="dxa" w:w="2340"/>
+            <w:vAlign w:val="center"/>
+            <w:tcMar>
+              <w:top w:w="80" w:type="dxa"/>
+              <w:start w:w="120" w:type="dxa"/>
+              <w:bottom w:w="80" w:type="dxa"/>
+              <w:end w:w="120" w:type="dxa"/>
+            </w:tcMar>
+            <w:shd w:fill="FFFFFF"/>
+          </w:tcPr>
+          <w:p>
+            <w:pPr>
+              <w:spacing w:after="0" w:line="264" w:lineRule="auto"/>
+            </w:pPr>
+            <w:r>
+              <w:rPr>
+                <w:rFonts w:ascii="Calibri" w:hAnsi="Calibri"/>
+                <w:b w:val="0"/>
+                <w:color w:val="263238"/>
+                <w:sz w:val="17"/>
+              </w:rPr>
+              <w:t>Selected for a randomized pilot, not adopted as a permanent rule.</w:t>
+            </w:r>
+          </w:p>
+        </w:tc>
+      </w:tr>
+    </w:tbl>
+    <w:p>
+      <w:pPr>
+        <w:spacing w:after="0"/>
+      </w:pPr>
+    </w:p>
+    <w:p>
+      <w:r>
+        <w:rPr>
+          <w:rFonts w:ascii="Calibri" w:hAnsi="Calibri"/>
+          <w:b w:val="0"/>
+          <w:color w:val="263238"/>
+          <w:sz w:val="22"/>
+        </w:rPr>
+        <w:t>These screens ruled branches in or out of the proposal. They did not prove or disprove personal motives, facility conditions, app design, or causal effects.</w:t>
+      </w:r>
+    </w:p>
+    <w:p>
+      <w:pPr>
+        <w:pStyle w:val="Heading1"/>
+      </w:pPr>
+      <w:r>
+        <w:rPr>
+          <w:rFonts w:ascii="Calibri" w:hAnsi="Calibri"/>
+          <w:b w:val="0"/>
+          <w:color w:val="263238"/>
+          <w:sz w:val="22"/>
+        </w:rPr>
+        <w:t>Selected evidence path</w:t>
+      </w:r>
+    </w:p>
+    <w:p>
+      <w:pPr>
+        <w:pStyle w:val="Heading2"/>
+      </w:pPr>
+      <w:r>
+        <w:rPr>
+          <w:rFonts w:ascii="Calibri" w:hAnsi="Calibri"/>
+          <w:b w:val="0"/>
+          <w:color w:val="263238"/>
+          <w:sz w:val="22"/>
+        </w:rPr>
+        <w:t>1. A booking-time window can define a pilot population</w:t>
+      </w:r>
+    </w:p>
+    <w:p>
+      <w:r>
+        <w:rPr>
+          <w:rFonts w:ascii="Calibri" w:hAnsi="Calibri"/>
+          <w:b/>
+          <w:color w:val="263238"/>
+          <w:sz w:val="22"/>
+        </w:rPr>
+        <w:t>Hypothesis.</w:t>
+      </w:r>
+      <w:r>
+        <w:rPr>
+          <w:rFonts w:ascii="Calibri" w:hAnsi="Calibri"/>
+          <w:b w:val="0"/>
+          <w:color w:val="263238"/>
+          <w:sz w:val="22"/>
+        </w:rPr>
+        <w:t xml:space="preserve"> Recorded booking lead time is associated with the historical late-cancellation rate. A bounded window may be suitable for a controlled test.</w:t>
+      </w:r>
+    </w:p>
+    <w:tbl>
+      <w:tblPr>
+        <w:tblW w:type="dxa" w:w="9360"/>
+        <w:jc w:val="left"/>
+        <w:tblLayout w:type="fixed"/>
+        <w:tblLook w:firstColumn="1" w:firstRow="1" w:lastColumn="0" w:lastRow="0" w:noHBand="0" w:noVBand="1" w:val="04A0"/>
+        <w:tblInd w:w="120" w:type="dxa"/>
+        <w:tblBorders>
+          <w:top w:val="single" w:sz="4" w:color="C8D2DA"/>
+          <w:left w:val="single" w:sz="4" w:color="C8D2DA"/>
+          <w:bottom w:val="single" w:sz="4" w:color="C8D2DA"/>
+          <w:right w:val="single" w:sz="4" w:color="C8D2DA"/>
+          <w:insideH w:val="single" w:sz="4" w:color="C8D2DA"/>
+          <w:insideV w:val="single" w:sz="4" w:color="C8D2DA"/>
+        </w:tblBorders>
+      </w:tblPr>
+      <w:tblGrid>
+        <w:gridCol w:w="2340"/>
+        <w:gridCol w:w="2340"/>
+        <w:gridCol w:w="2340"/>
+        <w:gridCol w:w="2340"/>
+      </w:tblGrid>
+      <w:tr>
+        <w:trPr>
+          <w:tblHeader w:val="true"/>
+          <w:cantSplit/>
         </w:trPr>
         <w:tc>
           <w:tcPr>
@@ -538,6 +2509,9 @@
         </w:tc>
       </w:tr>
       <w:tr>
+        <w:trPr>
+          <w:cantSplit/>
+        </w:trPr>
         <w:tc>
           <w:tcPr>
             <w:tcW w:type="dxa" w:w="2340"/>
@@ -648,6 +2622,9 @@
         </w:tc>
       </w:tr>
       <w:tr>
+        <w:trPr>
+          <w:cantSplit/>
+        </w:trPr>
         <w:tc>
           <w:tcPr>
             <w:tcW w:type="dxa" w:w="2340"/>
@@ -767,20 +2744,11 @@
       <w:r>
         <w:rPr>
           <w:rFonts w:ascii="Calibri" w:hAnsi="Calibri"/>
-          <w:b/>
-          <w:color w:val="263238"/>
-          <w:sz w:val="22"/>
-        </w:rPr>
-        <w:t>Interpretation.</w:t>
-      </w:r>
-      <w:r>
-        <w:rPr>
-          <w:rFonts w:ascii="Calibri" w:hAnsi="Calibri"/>
           <w:b w:val="0"/>
           <w:color w:val="263238"/>
           <w:sz w:val="22"/>
         </w:rPr>
-        <w:t xml:space="preserve"> This is an observed association, not evidence that lead time causes a cancellation.</w:t>
+        <w:t>The 24-to-less-than-72-hour band had the highest observed rate in both views. This is an association. It does not show that lead time causes cancellation.</w:t>
       </w:r>
     </w:p>
     <w:p>
@@ -814,19 +2782,10 @@
           <w:color w:val="263238"/>
           <w:sz w:val="22"/>
         </w:rPr>
-        <w:t xml:space="preserve"> A healthcare professional's resolved history, measured before the target booking, may separate later same-worker late-cancellation risk.</w:t>
+        <w:t xml:space="preserve"> A professional's resolved history, measured before the target booking, may separate later same-worker late-cancellation risk.</w:t>
       </w:r>
     </w:p>
     <w:p>
-      <w:r>
-        <w:rPr>
-          <w:rFonts w:ascii="Calibri" w:hAnsi="Calibri"/>
-          <w:b/>
-          <w:color w:val="263238"/>
-          <w:sz w:val="22"/>
-        </w:rPr>
-        <w:t>Evidence.</w:t>
-      </w:r>
       <w:r>
         <w:rPr>
           <w:rFonts w:ascii="Calibri" w:hAnsi="Calibri"/>
@@ -834,19 +2793,10 @@
           <w:color w:val="263238"/>
           <w:sz w:val="22"/>
         </w:rPr>
-        <w:t xml:space="preserve"> Among 1,742 target-window booking decisions, the proposed screen requires at least 10 prior resolved associated shifts and a prior late-cancellation rate below 10%. It retained 589 decisions; 44 later had a same-worker late cancellation (7.47%). The remaining 1,153 decisions had 181 such cancellations (15.70%).</w:t>
+        <w:t>Among 1,742 target-window booking decisions, a screen requiring at least 10 prior resolved associated shifts and a prior late-cancellation rate below 10% retained 589 decisions. Of those, 44 later had a same-worker late cancellation, or 7.47%. The remaining 1,153 decisions had 181, or 15.70%.</w:t>
       </w:r>
     </w:p>
     <w:p>
-      <w:r>
-        <w:rPr>
-          <w:rFonts w:ascii="Calibri" w:hAnsi="Calibri"/>
-          <w:b/>
-          <w:color w:val="263238"/>
-          <w:sz w:val="22"/>
-        </w:rPr>
-        <w:t>Interpretation.</w:t>
-      </w:r>
       <w:r>
         <w:rPr>
           <w:rFonts w:ascii="Calibri" w:hAnsi="Calibri"/>
@@ -854,7 +2804,7 @@
           <w:color w:val="263238"/>
           <w:sz w:val="22"/>
         </w:rPr>
-        <w:t xml:space="preserve"> The comparison supports testing a rule that uses only information available at the decision time. It does not show that screening or preferred access will cause the lower rate.</w:t>
+        <w:t>This historical comparison supports testing the screen. It does not show that preferred access will cause the lower rate.</w:t>
       </w:r>
     </w:p>
     <w:p>
@@ -868,7 +2818,7 @@
           <w:color w:val="263238"/>
           <w:sz w:val="22"/>
         </w:rPr>
-        <w:t>3. The booking order requires an experiment</w:t>
+        <w:t>3. The access rule requires an experiment</w:t>
       </w:r>
     </w:p>
     <w:p>
@@ -895,34 +2845,11 @@
       <w:r>
         <w:rPr>
           <w:rFonts w:ascii="Calibri" w:hAnsi="Calibri"/>
-          <w:b/>
-          <w:color w:val="263238"/>
-          <w:sz w:val="22"/>
-        </w:rPr>
-        <w:t>Test design, not historical finding.</w:t>
-      </w:r>
-      <w:r>
-        <w:rPr>
-          <w:rFonts w:ascii="Calibri" w:hAnsi="Calibri"/>
           <w:b w:val="0"/>
           <w:color w:val="263238"/>
           <w:sz w:val="22"/>
         </w:rPr>
-        <w:t xml:space="preserve"> Randomize each eligible open Shift ID in the 24-to-less-than-72-hour window. For treatment shifts, qualifying professionals receive 30 minutes of preferred access before an unfilled shift returns to the wider qualified pool. Control shifts retain the current booking process.</w:t>
-      </w:r>
-    </w:p>
-    <w:p>
-      <w:pPr>
-        <w:pStyle w:val="Heading1"/>
-      </w:pPr>
-      <w:r>
-        <w:rPr>
-          <w:rFonts w:ascii="Calibri" w:hAnsi="Calibri"/>
-          <w:b w:val="0"/>
-          <w:color w:val="263238"/>
-          <w:sz w:val="22"/>
-        </w:rPr>
-        <w:t>Pilot decision frame</w:t>
+        <w:t>The proposed 16-week pilot randomizes eligible open Shift IDs in the 24-to-less-than-72-hour window. Treatment shifts receive a 30-minute preferred-access period for qualifying professionals. Any unfilled shift then returns to the wider qualified pool. Control shifts keep the current process.</w:t>
       </w:r>
     </w:p>
     <w:p>
@@ -933,12 +2860,13 @@
           <w:color w:val="263238"/>
           <w:sz w:val="22"/>
         </w:rPr>
-        <w:t>The proposed 16-week Metro A pilot uses a 3.5-percentage-point treatment-control success threshold. The 7.5% value is a historical benchmark from the qualifying group, not a forecast. NCNS, fill rate, median time to fill, and access for professionals with shorter histories are guardrails.</w:t>
+        <w:t>The 3.5-percentage-point treatment-control threshold is a pilot-design assumption. The 7.5% value is a historical benchmark from the qualifying group, not a forecast.</w:t>
       </w:r>
     </w:p>
     <w:p>
       <w:pPr>
         <w:pStyle w:val="Heading1"/>
+        <w:pageBreakBefore/>
       </w:pPr>
       <w:r>
         <w:rPr>
@@ -947,7 +2875,7 @@
           <w:color w:val="263238"/>
           <w:sz w:val="22"/>
         </w:rPr>
-        <w:t>What this analysis does not establish</w:t>
+        <w:t>Response options considered</w:t>
       </w:r>
     </w:p>
     <w:p>
@@ -959,11 +2887,20 @@
       <w:r>
         <w:rPr>
           <w:rFonts w:ascii="Calibri" w:hAnsi="Calibri"/>
+          <w:b/>
+          <w:color w:val="263238"/>
+          <w:sz w:val="22"/>
+        </w:rPr>
+        <w:t>Selected:</w:t>
+      </w:r>
+      <w:r>
+        <w:rPr>
+          <w:rFonts w:ascii="Calibri" w:hAnsi="Calibri"/>
           <w:b w:val="0"/>
           <w:color w:val="263238"/>
           <w:sz w:val="22"/>
         </w:rPr>
-        <w:t>It does not identify individual causes such as illness, transportation,</w:t>
+        <w:t xml:space="preserve"> temporary preferred access with a timed return to the wider</w:t>
       </w:r>
     </w:p>
     <w:p>
@@ -974,7 +2911,7 @@
           <w:color w:val="263238"/>
           <w:sz w:val="22"/>
         </w:rPr>
-        <w:t xml:space="preserve">  facility conditions, incentives, or a professional's intent; those details   are not established by the supplied records.</w:t>
+        <w:t xml:space="preserve">  qualified pool.</w:t>
       </w:r>
     </w:p>
     <w:p>
@@ -986,11 +2923,20 @@
       <w:r>
         <w:rPr>
           <w:rFonts w:ascii="Calibri" w:hAnsi="Calibri"/>
+          <w:b/>
+          <w:color w:val="263238"/>
+          <w:sz w:val="22"/>
+        </w:rPr>
+        <w:t>Not selected:</w:t>
+      </w:r>
+      <w:r>
+        <w:rPr>
+          <w:rFonts w:ascii="Calibri" w:hAnsi="Calibri"/>
           <w:b w:val="0"/>
           <w:color w:val="263238"/>
           <w:sz w:val="22"/>
         </w:rPr>
-        <w:t>It does not establish a causal effect of booking lead time, history-based</w:t>
+        <w:t xml:space="preserve"> another reminder, because the case materials described an</w:t>
       </w:r>
     </w:p>
     <w:p>
@@ -1001,7 +2947,7 @@
           <w:color w:val="263238"/>
           <w:sz w:val="22"/>
         </w:rPr>
-        <w:t xml:space="preserve">  screening, or preferred access.</w:t>
+        <w:t xml:space="preserve">  existing reminder process.</w:t>
       </w:r>
     </w:p>
     <w:p>
@@ -1013,11 +2959,20 @@
       <w:r>
         <w:rPr>
           <w:rFonts w:ascii="Calibri" w:hAnsi="Calibri"/>
+          <w:b/>
+          <w:color w:val="263238"/>
+          <w:sz w:val="22"/>
+        </w:rPr>
+        <w:t>Not selected:</w:t>
+      </w:r>
+      <w:r>
+        <w:rPr>
+          <w:rFonts w:ascii="Calibri" w:hAnsi="Calibri"/>
           <w:b w:val="0"/>
           <w:color w:val="263238"/>
           <w:sz w:val="22"/>
         </w:rPr>
-        <w:t>It does not generalize Metro A's historical results to another market</w:t>
+        <w:t xml:space="preserve"> a stricter attendance penalty, because the supplied data</w:t>
       </w:r>
     </w:p>
     <w:p>
@@ -1028,7 +2983,115 @@
           <w:color w:val="263238"/>
           <w:sz w:val="22"/>
         </w:rPr>
-        <w:t xml:space="preserve">  without a refreshed baseline and history check.</w:t>
+        <w:t xml:space="preserve">  did not establish a penalty mechanism and the change could reduce supply.</w:t>
+      </w:r>
+    </w:p>
+    <w:p>
+      <w:pPr>
+        <w:pStyle w:val="ListBullet"/>
+        <w:spacing w:after="80" w:line="300" w:lineRule="auto"/>
+        <w:ind w:left="720" w:hanging="360"/>
+      </w:pPr>
+      <w:r>
+        <w:rPr>
+          <w:rFonts w:ascii="Calibri" w:hAnsi="Calibri"/>
+          <w:b/>
+          <w:color w:val="263238"/>
+          <w:sz w:val="22"/>
+        </w:rPr>
+        <w:t>Not selected:</w:t>
+      </w:r>
+      <w:r>
+        <w:rPr>
+          <w:rFonts w:ascii="Calibri" w:hAnsi="Calibri"/>
+          <w:b w:val="0"/>
+          <w:color w:val="263238"/>
+          <w:sz w:val="22"/>
+        </w:rPr>
+        <w:t xml:space="preserve"> facility-by-facility manual approval, because it would add</w:t>
+      </w:r>
+    </w:p>
+    <w:p>
+      <w:r>
+        <w:rPr>
+          <w:rFonts w:ascii="Calibri" w:hAnsi="Calibri"/>
+          <w:b w:val="0"/>
+          <w:color w:val="263238"/>
+          <w:sz w:val="22"/>
+        </w:rPr>
+        <w:t xml:space="preserve">  delay and inconsistent decisions.</w:t>
+      </w:r>
+    </w:p>
+    <w:p>
+      <w:pPr>
+        <w:pStyle w:val="ListBullet"/>
+        <w:spacing w:after="80" w:line="300" w:lineRule="auto"/>
+        <w:ind w:left="720" w:hanging="360"/>
+      </w:pPr>
+      <w:r>
+        <w:rPr>
+          <w:rFonts w:ascii="Calibri" w:hAnsi="Calibri"/>
+          <w:b/>
+          <w:color w:val="263238"/>
+          <w:sz w:val="22"/>
+        </w:rPr>
+        <w:t>Not selected:</w:t>
+      </w:r>
+      <w:r>
+        <w:rPr>
+          <w:rFonts w:ascii="Calibri" w:hAnsi="Calibri"/>
+          <w:b w:val="0"/>
+          <w:color w:val="263238"/>
+          <w:sz w:val="22"/>
+        </w:rPr>
+        <w:t xml:space="preserve"> a rebooking-only response, because it would mitigate the</w:t>
+      </w:r>
+    </w:p>
+    <w:p>
+      <w:r>
+        <w:rPr>
+          <w:rFonts w:ascii="Calibri" w:hAnsi="Calibri"/>
+          <w:b w:val="0"/>
+          <w:color w:val="263238"/>
+          <w:sz w:val="22"/>
+        </w:rPr>
+        <w:t xml:space="preserve">  impact after a cancellation rather than reduce the original event.</w:t>
+      </w:r>
+    </w:p>
+    <w:p>
+      <w:pPr>
+        <w:pStyle w:val="ListBullet"/>
+        <w:spacing w:after="80" w:line="300" w:lineRule="auto"/>
+        <w:ind w:left="720" w:hanging="360"/>
+      </w:pPr>
+      <w:r>
+        <w:rPr>
+          <w:rFonts w:ascii="Calibri" w:hAnsi="Calibri"/>
+          <w:b/>
+          <w:color w:val="263238"/>
+          <w:sz w:val="22"/>
+        </w:rPr>
+        <w:t>Not selected:</w:t>
+      </w:r>
+      <w:r>
+        <w:rPr>
+          <w:rFonts w:ascii="Calibri" w:hAnsi="Calibri"/>
+          <w:b w:val="0"/>
+          <w:color w:val="263238"/>
+          <w:sz w:val="22"/>
+        </w:rPr>
+        <w:t xml:space="preserve"> a permanent hard block, because the evidence supports a</w:t>
+      </w:r>
+    </w:p>
+    <w:p>
+      <w:r>
+        <w:rPr>
+          <w:rFonts w:ascii="Calibri" w:hAnsi="Calibri"/>
+          <w:b w:val="0"/>
+          <w:color w:val="263238"/>
+          <w:sz w:val="22"/>
+        </w:rPr>
+        <w:t xml:space="preserve">  controlled test and does not justify a permanent access restriction.</w:t>
       </w:r>
     </w:p>
     <w:p>
@@ -1046,6 +3109,11 @@
       </w:r>
     </w:p>
     <w:p>
+      <w:pPr>
+        <w:pStyle w:val="ListBullet"/>
+        <w:spacing w:after="80" w:line="300" w:lineRule="auto"/>
+        <w:ind w:left="720" w:hanging="360"/>
+      </w:pPr>
       <w:r>
         <w:rPr>
           <w:rFonts w:ascii="Calibri" w:hAnsi="Calibri"/>
@@ -1053,7 +3121,109 @@
           <w:color w:val="263238"/>
           <w:sz w:val="22"/>
         </w:rPr>
-        <w:t>The supplied records may omit earlier professional activity. Some shifts have multiple booking events, booking records with negative supplied lead times are excluded from the retained timing analyses, and one analysis-population shift has a missing scheduled start. The target booking is excluded from its own history calculation.</w:t>
+        <w:t>The supplied records may omit earlier professional activity.</w:t>
+      </w:r>
+    </w:p>
+    <w:p>
+      <w:pPr>
+        <w:pStyle w:val="ListBullet"/>
+        <w:spacing w:after="80" w:line="300" w:lineRule="auto"/>
+        <w:ind w:left="720" w:hanging="360"/>
+      </w:pPr>
+      <w:r>
+        <w:rPr>
+          <w:rFonts w:ascii="Calibri" w:hAnsi="Calibri"/>
+          <w:b w:val="0"/>
+          <w:color w:val="263238"/>
+          <w:sz w:val="22"/>
+        </w:rPr>
+        <w:t>Some shifts have multiple booking events, so an event count is not a motive.</w:t>
+      </w:r>
+    </w:p>
+    <w:p>
+      <w:pPr>
+        <w:pStyle w:val="ListBullet"/>
+        <w:spacing w:after="80" w:line="300" w:lineRule="auto"/>
+        <w:ind w:left="720" w:hanging="360"/>
+      </w:pPr>
+      <w:r>
+        <w:rPr>
+          <w:rFonts w:ascii="Calibri" w:hAnsi="Calibri"/>
+          <w:b w:val="0"/>
+          <w:color w:val="263238"/>
+          <w:sz w:val="22"/>
+        </w:rPr>
+        <w:t>Negative supplied booking lead times are excluded from retained timing views.</w:t>
+      </w:r>
+    </w:p>
+    <w:p>
+      <w:pPr>
+        <w:pStyle w:val="ListBullet"/>
+        <w:spacing w:after="80" w:line="300" w:lineRule="auto"/>
+        <w:ind w:left="720" w:hanging="360"/>
+      </w:pPr>
+      <w:r>
+        <w:rPr>
+          <w:rFonts w:ascii="Calibri" w:hAnsi="Calibri"/>
+          <w:b w:val="0"/>
+          <w:color w:val="263238"/>
+          <w:sz w:val="22"/>
+        </w:rPr>
+        <w:t>One analysis-population shift has a missing scheduled start.</w:t>
+      </w:r>
+    </w:p>
+    <w:p>
+      <w:pPr>
+        <w:pStyle w:val="ListBullet"/>
+        <w:spacing w:after="80" w:line="300" w:lineRule="auto"/>
+        <w:ind w:left="720" w:hanging="360"/>
+      </w:pPr>
+      <w:r>
+        <w:rPr>
+          <w:rFonts w:ascii="Calibri" w:hAnsi="Calibri"/>
+          <w:b w:val="0"/>
+          <w:color w:val="263238"/>
+          <w:sz w:val="22"/>
+        </w:rPr>
+        <w:t>The logs do not record illness, family events, transportation problems,</w:t>
+      </w:r>
+    </w:p>
+    <w:p>
+      <w:r>
+        <w:rPr>
+          <w:rFonts w:ascii="Calibri" w:hAnsi="Calibri"/>
+          <w:b w:val="0"/>
+          <w:color w:val="263238"/>
+          <w:sz w:val="22"/>
+        </w:rPr>
+        <w:t xml:space="preserve">  reminder exposure, app comprehension, facility conditions, or intent.</w:t>
+      </w:r>
+    </w:p>
+    <w:p>
+      <w:pPr>
+        <w:pStyle w:val="ListBullet"/>
+        <w:spacing w:after="80" w:line="300" w:lineRule="auto"/>
+        <w:ind w:left="720" w:hanging="360"/>
+      </w:pPr>
+      <w:r>
+        <w:rPr>
+          <w:rFonts w:ascii="Calibri" w:hAnsi="Calibri"/>
+          <w:b w:val="0"/>
+          <w:color w:val="263238"/>
+          <w:sz w:val="22"/>
+        </w:rPr>
+        <w:t>The historical comparisons are descriptive. Only the randomized pilot can</w:t>
+      </w:r>
+    </w:p>
+    <w:p>
+      <w:r>
+        <w:rPr>
+          <w:rFonts w:ascii="Calibri" w:hAnsi="Calibri"/>
+          <w:b w:val="0"/>
+          <w:color w:val="263238"/>
+          <w:sz w:val="22"/>
+        </w:rPr>
+        <w:t xml:space="preserve">  estimate the effect of the proposed access rule.</w:t>
       </w:r>
     </w:p>
     <w:sectPr>
